--- a/Notes/Season 2/ep5.docx
+++ b/Notes/Season 2/ep5.docx
@@ -29,6 +29,7 @@
         <w:t xml:space="preserve">1) What is </w:t>
       </w:r>
       <w:proofErr w:type="spellStart"/>
+      <w:proofErr w:type="gramStart"/>
       <w:r>
         <w:rPr>
           <w:rFonts w:ascii="Courier New" w:eastAsia="Times New Roman" w:hAnsi="Courier New" w:cs="Courier New"/>
@@ -52,7 +53,20 @@
           <w:szCs w:val="20"/>
           <w:lang w:eastAsia="en-IN"/>
         </w:rPr>
-        <w:t>()</w:t>
+        <w:t>(</w:t>
+      </w:r>
+      <w:proofErr w:type="gramEnd"/>
+      <w:r>
+        <w:rPr>
+          <w:rFonts w:ascii="Courier New" w:eastAsia="Times New Roman" w:hAnsi="Courier New" w:cs="Courier New"/>
+          <w:b/>
+          <w:bCs/>
+          <w:kern w:val="36"/>
+          <w:sz w:val="20"/>
+          <w:szCs w:val="20"/>
+          <w:lang w:eastAsia="en-IN"/>
+        </w:rPr>
+        <w:t>)</w:t>
       </w:r>
       <w:r>
         <w:rPr>
@@ -342,6 +356,7 @@
         <w:t>(</w:t>
       </w:r>
       <w:proofErr w:type="spellStart"/>
+      <w:proofErr w:type="gramStart"/>
       <w:r>
         <w:rPr>
           <w:rFonts w:ascii="Courier New" w:eastAsia="Times New Roman" w:hAnsi="Courier New" w:cs="Courier New"/>
@@ -352,6 +367,7 @@
         <w:t>express.json</w:t>
       </w:r>
       <w:proofErr w:type="spellEnd"/>
+      <w:proofErr w:type="gramEnd"/>
       <w:r>
         <w:rPr>
           <w:rFonts w:ascii="Courier New" w:eastAsia="Times New Roman" w:hAnsi="Courier New" w:cs="Courier New"/>
@@ -391,6 +407,7 @@
         </w:rPr>
       </w:pPr>
       <w:proofErr w:type="spellStart"/>
+      <w:proofErr w:type="gramStart"/>
       <w:r>
         <w:rPr>
           <w:rFonts w:ascii="Courier New" w:eastAsia="Times New Roman" w:hAnsi="Courier New" w:cs="Courier New"/>
@@ -408,9 +425,9 @@
           <w:szCs w:val="20"/>
           <w:lang w:eastAsia="en-IN"/>
         </w:rPr>
-        <w:t>('/</w:t>
-      </w:r>
-      <w:proofErr w:type="spellStart"/>
+        <w:t>(</w:t>
+      </w:r>
+      <w:proofErr w:type="gramEnd"/>
       <w:r>
         <w:rPr>
           <w:rFonts w:ascii="Courier New" w:eastAsia="Times New Roman" w:hAnsi="Courier New" w:cs="Courier New"/>
@@ -418,9 +435,9 @@
           <w:szCs w:val="20"/>
           <w:lang w:eastAsia="en-IN"/>
         </w:rPr>
-        <w:t>api</w:t>
-      </w:r>
-      <w:proofErr w:type="spellEnd"/>
+        <w:t xml:space="preserve">'/api', </w:t>
+      </w:r>
+      <w:proofErr w:type="spellStart"/>
       <w:r>
         <w:rPr>
           <w:rFonts w:ascii="Courier New" w:eastAsia="Times New Roman" w:hAnsi="Courier New" w:cs="Courier New"/>
@@ -428,9 +445,9 @@
           <w:szCs w:val="20"/>
           <w:lang w:eastAsia="en-IN"/>
         </w:rPr>
-        <w:t xml:space="preserve">', </w:t>
-      </w:r>
-      <w:proofErr w:type="spellStart"/>
+        <w:t>authMiddleware</w:t>
+      </w:r>
+      <w:proofErr w:type="spellEnd"/>
       <w:r>
         <w:rPr>
           <w:rFonts w:ascii="Courier New" w:eastAsia="Times New Roman" w:hAnsi="Courier New" w:cs="Courier New"/>
@@ -438,29 +455,8 @@
           <w:szCs w:val="20"/>
           <w:lang w:eastAsia="en-IN"/>
         </w:rPr>
-        <w:t>authMiddleware</w:t>
-      </w:r>
-      <w:proofErr w:type="spellEnd"/>
-      <w:r>
-        <w:rPr>
-          <w:rFonts w:ascii="Courier New" w:eastAsia="Times New Roman" w:hAnsi="Courier New" w:cs="Courier New"/>
-          <w:sz w:val="20"/>
-          <w:szCs w:val="20"/>
-          <w:lang w:eastAsia="en-IN"/>
-        </w:rPr>
-        <w:t>);         // only for paths starting with /</w:t>
-      </w:r>
-      <w:proofErr w:type="spellStart"/>
-      <w:r>
-        <w:rPr>
-          <w:rFonts w:ascii="Courier New" w:eastAsia="Times New Roman" w:hAnsi="Courier New" w:cs="Courier New"/>
-          <w:sz w:val="20"/>
-          <w:szCs w:val="20"/>
-          <w:lang w:eastAsia="en-IN"/>
-        </w:rPr>
-        <w:t>api</w:t>
-      </w:r>
-      <w:proofErr w:type="spellEnd"/>
+        <w:t>);         // only for paths starting with /api</w:t>
+      </w:r>
     </w:p>
     <w:p/>
     <w:p/>
@@ -498,11 +494,19 @@
       <w:r>
         <w:t xml:space="preserve"> you don’t call </w:t>
       </w:r>
-      <w:r>
-        <w:rPr>
-          <w:rStyle w:val="HTMLCode"/>
-        </w:rPr>
-        <w:t>next()</w:t>
+      <w:proofErr w:type="gramStart"/>
+      <w:r>
+        <w:rPr>
+          <w:rStyle w:val="HTMLCode"/>
+        </w:rPr>
+        <w:t>next(</w:t>
+      </w:r>
+      <w:proofErr w:type="gramEnd"/>
+      <w:r>
+        <w:rPr>
+          <w:rStyle w:val="HTMLCode"/>
+        </w:rPr>
+        <w:t>)</w:t>
       </w:r>
       <w:r>
         <w:t xml:space="preserve">, the request may </w:t>
@@ -528,6 +532,7 @@
         <w:t xml:space="preserve">3) What happens when you call </w:t>
       </w:r>
       <w:proofErr w:type="spellStart"/>
+      <w:proofErr w:type="gramStart"/>
       <w:r>
         <w:rPr>
           <w:rStyle w:val="HTMLCode"/>
@@ -535,6 +540,7 @@
         <w:t>res.send</w:t>
       </w:r>
       <w:proofErr w:type="spellEnd"/>
+      <w:proofErr w:type="gramEnd"/>
       <w:r>
         <w:rPr>
           <w:rStyle w:val="HTMLCode"/>
@@ -550,6 +556,7 @@
         <w:pStyle w:val="NormalWeb"/>
       </w:pPr>
       <w:proofErr w:type="spellStart"/>
+      <w:proofErr w:type="gramStart"/>
       <w:r>
         <w:rPr>
           <w:rStyle w:val="HTMLCode"/>
@@ -559,6 +566,7 @@
         <w:t>res.send</w:t>
       </w:r>
       <w:proofErr w:type="spellEnd"/>
+      <w:proofErr w:type="gramEnd"/>
       <w:r>
         <w:rPr>
           <w:rStyle w:val="HTMLCode"/>
@@ -664,7 +672,15 @@
     </w:p>
     <w:p>
       <w:r>
-        <w:t>const app = express();</w:t>
+        <w:t xml:space="preserve">const app = </w:t>
+      </w:r>
+      <w:proofErr w:type="gramStart"/>
+      <w:r>
+        <w:t>express(</w:t>
+      </w:r>
+      <w:proofErr w:type="gramEnd"/>
+      <w:r>
+        <w:t>);</w:t>
       </w:r>
     </w:p>
     <w:p/>
@@ -675,13 +691,18 @@
     </w:p>
     <w:p>
       <w:proofErr w:type="spellStart"/>
+      <w:proofErr w:type="gramStart"/>
       <w:r>
         <w:lastRenderedPageBreak/>
         <w:t>app.get</w:t>
       </w:r>
       <w:proofErr w:type="spellEnd"/>
       <w:r>
-        <w:t>("/ok", (</w:t>
+        <w:t>(</w:t>
+      </w:r>
+      <w:proofErr w:type="gramEnd"/>
+      <w:r>
+        <w:t>"/ok", (</w:t>
       </w:r>
       <w:proofErr w:type="spellStart"/>
       <w:r>
@@ -697,10 +718,12 @@
         <w:t xml:space="preserve">  </w:t>
       </w:r>
       <w:proofErr w:type="spellStart"/>
+      <w:proofErr w:type="gramStart"/>
       <w:r>
         <w:t>res.send</w:t>
       </w:r>
       <w:proofErr w:type="spellEnd"/>
+      <w:proofErr w:type="gramEnd"/>
       <w:r>
         <w:t xml:space="preserve">({ message: "Hello World" }); // </w:t>
       </w:r>
@@ -725,22 +748,29 @@
         <w:t xml:space="preserve">// Example 2: Calling </w:t>
       </w:r>
       <w:proofErr w:type="spellStart"/>
+      <w:proofErr w:type="gramStart"/>
       <w:r>
         <w:t>res.send</w:t>
       </w:r>
       <w:proofErr w:type="spellEnd"/>
+      <w:proofErr w:type="gramEnd"/>
       <w:r>
         <w:t>() twice</w:t>
       </w:r>
     </w:p>
     <w:p>
       <w:proofErr w:type="spellStart"/>
+      <w:proofErr w:type="gramStart"/>
       <w:r>
         <w:t>app.get</w:t>
       </w:r>
       <w:proofErr w:type="spellEnd"/>
       <w:r>
-        <w:t>("/error", (</w:t>
+        <w:t>(</w:t>
+      </w:r>
+      <w:proofErr w:type="gramEnd"/>
+      <w:r>
+        <w:t>"/error", (</w:t>
       </w:r>
       <w:proofErr w:type="spellStart"/>
       <w:r>
@@ -756,10 +786,12 @@
         <w:t xml:space="preserve">  </w:t>
       </w:r>
       <w:proofErr w:type="spellStart"/>
+      <w:proofErr w:type="gramStart"/>
       <w:r>
         <w:t>res.send</w:t>
       </w:r>
       <w:proofErr w:type="spellEnd"/>
+      <w:proofErr w:type="gramEnd"/>
       <w:r>
         <w:t xml:space="preserve">("First response sent"); // </w:t>
       </w:r>
@@ -776,7 +808,11 @@
     <w:p/>
     <w:p>
       <w:r>
-        <w:t xml:space="preserve">  // </w:t>
+        <w:t xml:space="preserve">  /</w:t>
+      </w:r>
+      <w:proofErr w:type="gramStart"/>
+      <w:r>
+        <w:t xml:space="preserve">/ </w:t>
       </w:r>
       <w:r>
         <w:rPr>
@@ -785,7 +821,11 @@
         <w:t>❌</w:t>
       </w:r>
       <w:r>
-        <w:t xml:space="preserve"> This line will cause an error:</w:t>
+        <w:t xml:space="preserve"> This</w:t>
+      </w:r>
+      <w:proofErr w:type="gramEnd"/>
+      <w:r>
+        <w:t xml:space="preserve"> line will cause an error:</w:t>
       </w:r>
     </w:p>
     <w:p>
@@ -793,10 +833,12 @@
         <w:t xml:space="preserve">  </w:t>
       </w:r>
       <w:proofErr w:type="spellStart"/>
+      <w:proofErr w:type="gramStart"/>
       <w:r>
         <w:t>res.send</w:t>
       </w:r>
       <w:proofErr w:type="spellEnd"/>
+      <w:proofErr w:type="gramEnd"/>
       <w:r>
         <w:t>("Second response"); // Error: Can't set headers after they are sent.</w:t>
       </w:r>
@@ -814,12 +856,17 @@
     </w:p>
     <w:p>
       <w:proofErr w:type="spellStart"/>
+      <w:proofErr w:type="gramStart"/>
       <w:r>
         <w:t>app.get</w:t>
       </w:r>
       <w:proofErr w:type="spellEnd"/>
       <w:r>
-        <w:t>("/status", (</w:t>
+        <w:t>(</w:t>
+      </w:r>
+      <w:proofErr w:type="gramEnd"/>
+      <w:r>
+        <w:t>"/status", (</w:t>
       </w:r>
       <w:proofErr w:type="spellStart"/>
       <w:r>
@@ -835,10 +882,12 @@
         <w:t xml:space="preserve">  </w:t>
       </w:r>
       <w:proofErr w:type="spellStart"/>
+      <w:proofErr w:type="gramStart"/>
       <w:r>
         <w:t>res.status</w:t>
       </w:r>
       <w:proofErr w:type="spellEnd"/>
+      <w:proofErr w:type="gramEnd"/>
       <w:r>
         <w:t>(201).send({ ok: true }); // Sets status 201 + sends JSON</w:t>
       </w:r>
@@ -854,22 +903,29 @@
         <w:t xml:space="preserve">// Example 4: Using </w:t>
       </w:r>
       <w:proofErr w:type="spellStart"/>
+      <w:proofErr w:type="gramStart"/>
       <w:r>
         <w:t>res.json</w:t>
       </w:r>
       <w:proofErr w:type="spellEnd"/>
+      <w:proofErr w:type="gramEnd"/>
       <w:r>
         <w:t>() shorthand</w:t>
       </w:r>
     </w:p>
     <w:p>
       <w:proofErr w:type="spellStart"/>
+      <w:proofErr w:type="gramStart"/>
       <w:r>
         <w:t>app.get</w:t>
       </w:r>
       <w:proofErr w:type="spellEnd"/>
       <w:r>
-        <w:t>("/json", (</w:t>
+        <w:t>(</w:t>
+      </w:r>
+      <w:proofErr w:type="gramEnd"/>
+      <w:r>
+        <w:t>"/json", (</w:t>
       </w:r>
       <w:proofErr w:type="spellStart"/>
       <w:r>
@@ -885,10 +941,12 @@
         <w:t xml:space="preserve">  </w:t>
       </w:r>
       <w:proofErr w:type="spellStart"/>
+      <w:proofErr w:type="gramStart"/>
       <w:r>
         <w:t>res.json</w:t>
       </w:r>
       <w:proofErr w:type="spellEnd"/>
+      <w:proofErr w:type="gramEnd"/>
       <w:r>
         <w:t>({ name: "Likan", skill: "Node.js" }); // JSON + Content-Type</w:t>
       </w:r>
@@ -914,12 +972,17 @@
     </w:p>
     <w:p>
       <w:proofErr w:type="spellStart"/>
+      <w:proofErr w:type="gramStart"/>
       <w:r>
         <w:t>app.get</w:t>
       </w:r>
       <w:proofErr w:type="spellEnd"/>
       <w:r>
-        <w:t>("/no-content", (</w:t>
+        <w:t>(</w:t>
+      </w:r>
+      <w:proofErr w:type="gramEnd"/>
+      <w:r>
+        <w:t>"/no-content", (</w:t>
       </w:r>
       <w:proofErr w:type="spellStart"/>
       <w:r>
@@ -935,10 +998,12 @@
         <w:t xml:space="preserve">  </w:t>
       </w:r>
       <w:proofErr w:type="spellStart"/>
+      <w:proofErr w:type="gramStart"/>
       <w:r>
         <w:t>res.sendStatus</w:t>
       </w:r>
       <w:proofErr w:type="spellEnd"/>
+      <w:proofErr w:type="gramEnd"/>
       <w:r>
         <w:t>(204); // Sends status 204, no body allowed</w:t>
       </w:r>
@@ -951,10 +1016,12 @@
     <w:p/>
     <w:p>
       <w:proofErr w:type="spellStart"/>
+      <w:proofErr w:type="gramStart"/>
       <w:r>
         <w:t>app.listen</w:t>
       </w:r>
       <w:proofErr w:type="spellEnd"/>
+      <w:proofErr w:type="gramEnd"/>
       <w:r>
         <w:t>(3000, () =&gt; console.log("Server running on port 3000"));</w:t>
       </w:r>
@@ -983,6 +1050,7 @@
         </w:numPr>
       </w:pPr>
       <w:proofErr w:type="spellStart"/>
+      <w:proofErr w:type="gramStart"/>
       <w:r>
         <w:rPr>
           <w:rStyle w:val="HTMLCode"/>
@@ -992,6 +1060,7 @@
         <w:t>res.send</w:t>
       </w:r>
       <w:proofErr w:type="spellEnd"/>
+      <w:proofErr w:type="gramEnd"/>
       <w:r>
         <w:rPr>
           <w:rStyle w:val="HTMLCode"/>
@@ -1028,6 +1097,7 @@
         <w:t xml:space="preserve">Any further </w:t>
       </w:r>
       <w:proofErr w:type="spellStart"/>
+      <w:proofErr w:type="gramStart"/>
       <w:r>
         <w:rPr>
           <w:rStyle w:val="HTMLCode"/>
@@ -1035,6 +1105,7 @@
         <w:t>res.send</w:t>
       </w:r>
       <w:proofErr w:type="spellEnd"/>
+      <w:proofErr w:type="gramEnd"/>
       <w:r>
         <w:rPr>
           <w:rStyle w:val="HTMLCode"/>
@@ -1109,6 +1180,7 @@
         </w:numPr>
       </w:pPr>
       <w:proofErr w:type="spellStart"/>
+      <w:proofErr w:type="gramStart"/>
       <w:r>
         <w:rPr>
           <w:rStyle w:val="HTMLCode"/>
@@ -1118,6 +1190,7 @@
         <w:t>res.json</w:t>
       </w:r>
       <w:proofErr w:type="spellEnd"/>
+      <w:proofErr w:type="gramEnd"/>
       <w:r>
         <w:rPr>
           <w:rStyle w:val="HTMLCode"/>
@@ -1165,6 +1238,7 @@
         </w:numPr>
       </w:pPr>
       <w:proofErr w:type="spellStart"/>
+      <w:proofErr w:type="gramStart"/>
       <w:r>
         <w:rPr>
           <w:rStyle w:val="HTMLCode"/>
@@ -1174,6 +1248,7 @@
         <w:t>res.sendStatus</w:t>
       </w:r>
       <w:proofErr w:type="spellEnd"/>
+      <w:proofErr w:type="gramEnd"/>
       <w:r>
         <w:rPr>
           <w:rStyle w:val="HTMLCode"/>
@@ -1254,6 +1329,7 @@
         <w:pStyle w:val="HTMLPreformatted"/>
       </w:pPr>
       <w:proofErr w:type="spellStart"/>
+      <w:proofErr w:type="gramStart"/>
       <w:r>
         <w:rPr>
           <w:rStyle w:val="HTMLCode"/>
@@ -1273,6 +1349,7 @@
         </w:rPr>
         <w:t>(</w:t>
       </w:r>
+      <w:proofErr w:type="gramEnd"/>
       <w:r>
         <w:rPr>
           <w:rStyle w:val="hljs-string"/>
@@ -1315,13 +1392,23 @@
         </w:rPr>
         <w:t xml:space="preserve">and doesn’t call </w:t>
       </w:r>
+      <w:proofErr w:type="gramStart"/>
       <w:r>
         <w:rPr>
           <w:rStyle w:val="HTMLCode"/>
           <w:b/>
           <w:bCs/>
         </w:rPr>
-        <w:t>next()</w:t>
+        <w:t>next(</w:t>
+      </w:r>
+      <w:proofErr w:type="gramEnd"/>
+      <w:r>
+        <w:rPr>
+          <w:rStyle w:val="HTMLCode"/>
+          <w:b/>
+          <w:bCs/>
+        </w:rPr>
+        <w:t>)</w:t>
       </w:r>
       <w:r>
         <w:t>, Express stops for that request.</w:t>
@@ -1382,12 +1469,21 @@
       <w:r>
         <w:t xml:space="preserve">6) Can we call </w:t>
       </w:r>
+      <w:proofErr w:type="gramStart"/>
       <w:r>
         <w:rPr>
           <w:rStyle w:val="HTMLCode"/>
           <w:rFonts w:eastAsiaTheme="minorHAnsi"/>
         </w:rPr>
-        <w:t>next()</w:t>
+        <w:t>next(</w:t>
+      </w:r>
+      <w:proofErr w:type="gramEnd"/>
+      <w:r>
+        <w:rPr>
+          <w:rStyle w:val="HTMLCode"/>
+          <w:rFonts w:eastAsiaTheme="minorHAnsi"/>
+        </w:rPr>
+        <w:t>)</w:t>
       </w:r>
       <w:r>
         <w:t xml:space="preserve"> before/after </w:t>
@@ -1427,12 +1523,21 @@
         <w:lastRenderedPageBreak/>
         <w:t xml:space="preserve">Case A — </w:t>
       </w:r>
+      <w:proofErr w:type="gramStart"/>
       <w:r>
         <w:rPr>
           <w:rStyle w:val="HTMLCode"/>
           <w:rFonts w:eastAsiaTheme="majorEastAsia"/>
         </w:rPr>
-        <w:t>next()</w:t>
+        <w:t>next(</w:t>
+      </w:r>
+      <w:proofErr w:type="gramEnd"/>
+      <w:r>
+        <w:rPr>
+          <w:rStyle w:val="HTMLCode"/>
+          <w:rFonts w:eastAsiaTheme="majorEastAsia"/>
+        </w:rPr>
+        <w:t>)</w:t>
       </w:r>
       <w:r>
         <w:rPr>
@@ -1484,11 +1589,19 @@
           <w:numId w:val="7"/>
         </w:numPr>
       </w:pPr>
-      <w:r>
-        <w:rPr>
-          <w:rStyle w:val="HTMLCode"/>
-        </w:rPr>
-        <w:t>next()</w:t>
+      <w:proofErr w:type="gramStart"/>
+      <w:r>
+        <w:rPr>
+          <w:rStyle w:val="HTMLCode"/>
+        </w:rPr>
+        <w:t>next(</w:t>
+      </w:r>
+      <w:proofErr w:type="gramEnd"/>
+      <w:r>
+        <w:rPr>
+          <w:rStyle w:val="HTMLCode"/>
+        </w:rPr>
+        <w:t>)</w:t>
       </w:r>
       <w:r>
         <w:t xml:space="preserve"> passes control to the next middleware/route handler.</w:t>
@@ -1506,6 +1619,7 @@
         <w:t xml:space="preserve">A later handler can safely call </w:t>
       </w:r>
       <w:proofErr w:type="spellStart"/>
+      <w:proofErr w:type="gramStart"/>
       <w:r>
         <w:rPr>
           <w:rStyle w:val="HTMLCode"/>
@@ -1513,6 +1627,7 @@
         <w:t>res.send</w:t>
       </w:r>
       <w:proofErr w:type="spellEnd"/>
+      <w:proofErr w:type="gramEnd"/>
       <w:r>
         <w:rPr>
           <w:rStyle w:val="HTMLCode"/>
@@ -1544,6 +1659,7 @@
         <w:t xml:space="preserve">After </w:t>
       </w:r>
       <w:proofErr w:type="spellStart"/>
+      <w:proofErr w:type="gramStart"/>
       <w:r>
         <w:rPr>
           <w:rStyle w:val="HTMLCode"/>
@@ -1551,6 +1667,7 @@
         <w:t>res.send</w:t>
       </w:r>
       <w:proofErr w:type="spellEnd"/>
+      <w:proofErr w:type="gramEnd"/>
       <w:r>
         <w:rPr>
           <w:rStyle w:val="HTMLCode"/>
@@ -1662,6 +1779,7 @@
         </w:rPr>
         <w:t xml:space="preserve"> app = </w:t>
       </w:r>
+      <w:proofErr w:type="gramStart"/>
       <w:r>
         <w:rPr>
           <w:rStyle w:val="hljs-title"/>
@@ -1672,7 +1790,14 @@
         <w:rPr>
           <w:rStyle w:val="HTMLCode"/>
         </w:rPr>
-        <w:t>();</w:t>
+        <w:t>(</w:t>
+      </w:r>
+      <w:proofErr w:type="gramEnd"/>
+      <w:r>
+        <w:rPr>
+          <w:rStyle w:val="HTMLCode"/>
+        </w:rPr>
+        <w:t>);</w:t>
       </w:r>
     </w:p>
     <w:p>
@@ -1705,6 +1830,7 @@
         </w:rPr>
       </w:pPr>
       <w:proofErr w:type="spellStart"/>
+      <w:proofErr w:type="gramStart"/>
       <w:r>
         <w:rPr>
           <w:rStyle w:val="HTMLCode"/>
@@ -1724,6 +1850,7 @@
         </w:rPr>
         <w:t>(</w:t>
       </w:r>
+      <w:proofErr w:type="gramEnd"/>
       <w:r>
         <w:rPr>
           <w:rStyle w:val="hljs-function"/>
@@ -1764,6 +1891,7 @@
         </w:rPr>
         <w:t xml:space="preserve">  </w:t>
       </w:r>
+      <w:proofErr w:type="gramStart"/>
       <w:r>
         <w:rPr>
           <w:rStyle w:val="hljs-variable"/>
@@ -1789,6 +1917,7 @@
         </w:rPr>
         <w:t>(</w:t>
       </w:r>
+      <w:proofErr w:type="gramEnd"/>
       <w:r>
         <w:rPr>
           <w:rStyle w:val="hljs-string"/>
@@ -1815,6 +1944,7 @@
         </w:rPr>
         <w:t xml:space="preserve">  </w:t>
       </w:r>
+      <w:proofErr w:type="gramStart"/>
       <w:r>
         <w:rPr>
           <w:rStyle w:val="hljs-title"/>
@@ -1825,7 +1955,14 @@
         <w:rPr>
           <w:rStyle w:val="HTMLCode"/>
         </w:rPr>
-        <w:t xml:space="preserve">(); </w:t>
+        <w:t>(</w:t>
+      </w:r>
+      <w:proofErr w:type="gramEnd"/>
+      <w:r>
+        <w:rPr>
+          <w:rStyle w:val="HTMLCode"/>
+        </w:rPr>
+        <w:t xml:space="preserve">); </w:t>
       </w:r>
       <w:r>
         <w:rPr>
@@ -1891,6 +2028,7 @@
         </w:rPr>
       </w:pPr>
       <w:proofErr w:type="spellStart"/>
+      <w:proofErr w:type="gramStart"/>
       <w:r>
         <w:rPr>
           <w:rStyle w:val="HTMLCode"/>
@@ -1910,6 +2048,7 @@
         </w:rPr>
         <w:t>(</w:t>
       </w:r>
+      <w:proofErr w:type="gramEnd"/>
       <w:r>
         <w:rPr>
           <w:rStyle w:val="hljs-string"/>
@@ -1977,6 +2116,7 @@
         <w:t xml:space="preserve">  </w:t>
       </w:r>
       <w:proofErr w:type="spellStart"/>
+      <w:proofErr w:type="gramStart"/>
       <w:r>
         <w:rPr>
           <w:rStyle w:val="HTMLCode"/>
@@ -1990,6 +2130,7 @@
         <w:t>send</w:t>
       </w:r>
       <w:proofErr w:type="spellEnd"/>
+      <w:proofErr w:type="gramEnd"/>
       <w:r>
         <w:rPr>
           <w:rStyle w:val="HTMLCode"/>
@@ -2039,6 +2180,7 @@
         </w:rPr>
       </w:pPr>
       <w:proofErr w:type="spellStart"/>
+      <w:proofErr w:type="gramStart"/>
       <w:r>
         <w:rPr>
           <w:rStyle w:val="HTMLCode"/>
@@ -2052,6 +2194,7 @@
         <w:t>listen</w:t>
       </w:r>
       <w:proofErr w:type="spellEnd"/>
+      <w:proofErr w:type="gramEnd"/>
       <w:r>
         <w:rPr>
           <w:rStyle w:val="HTMLCode"/>
@@ -2143,11 +2286,19 @@
       <w:r>
         <w:t xml:space="preserve"> → </w:t>
       </w:r>
-      <w:r>
-        <w:rPr>
-          <w:rStyle w:val="HTMLCode"/>
-        </w:rPr>
-        <w:t>next()</w:t>
+      <w:proofErr w:type="gramStart"/>
+      <w:r>
+        <w:rPr>
+          <w:rStyle w:val="HTMLCode"/>
+        </w:rPr>
+        <w:t>next(</w:t>
+      </w:r>
+      <w:proofErr w:type="gramEnd"/>
+      <w:r>
+        <w:rPr>
+          <w:rStyle w:val="HTMLCode"/>
+        </w:rPr>
+        <w:t>)</w:t>
       </w:r>
       <w:r>
         <w:t xml:space="preserve"> → </w:t>
@@ -2198,12 +2349,21 @@
         </w:rPr>
         <w:t xml:space="preserve">Case B — </w:t>
       </w:r>
+      <w:proofErr w:type="gramStart"/>
       <w:r>
         <w:rPr>
           <w:rStyle w:val="HTMLCode"/>
           <w:rFonts w:eastAsiaTheme="majorEastAsia"/>
         </w:rPr>
-        <w:t>next()</w:t>
+        <w:t>next(</w:t>
+      </w:r>
+      <w:proofErr w:type="gramEnd"/>
+      <w:r>
+        <w:rPr>
+          <w:rStyle w:val="HTMLCode"/>
+          <w:rFonts w:eastAsiaTheme="majorEastAsia"/>
+        </w:rPr>
+        <w:t>)</w:t>
       </w:r>
       <w:r>
         <w:rPr>
@@ -2256,6 +2416,7 @@
         </w:numPr>
       </w:pPr>
       <w:proofErr w:type="spellStart"/>
+      <w:proofErr w:type="gramStart"/>
       <w:r>
         <w:rPr>
           <w:rStyle w:val="HTMLCode"/>
@@ -2263,6 +2424,7 @@
         <w:t>res.send</w:t>
       </w:r>
       <w:proofErr w:type="spellEnd"/>
+      <w:proofErr w:type="gramEnd"/>
       <w:r>
         <w:rPr>
           <w:rStyle w:val="HTMLCode"/>
@@ -2302,11 +2464,19 @@
       <w:r>
         <w:t xml:space="preserve">Calling </w:t>
       </w:r>
-      <w:r>
-        <w:rPr>
-          <w:rStyle w:val="HTMLCode"/>
-        </w:rPr>
-        <w:t>next()</w:t>
+      <w:proofErr w:type="gramStart"/>
+      <w:r>
+        <w:rPr>
+          <w:rStyle w:val="HTMLCode"/>
+        </w:rPr>
+        <w:t>next(</w:t>
+      </w:r>
+      <w:proofErr w:type="gramEnd"/>
+      <w:r>
+        <w:rPr>
+          <w:rStyle w:val="HTMLCode"/>
+        </w:rPr>
+        <w:t>)</w:t>
       </w:r>
       <w:r>
         <w:t xml:space="preserve"> afterward keeps the chain going; if any later middleware tries to write headers/body, you’ll get:</w:t>
@@ -2434,6 +2604,7 @@
         </w:rPr>
         <w:t xml:space="preserve"> app = </w:t>
       </w:r>
+      <w:proofErr w:type="gramStart"/>
       <w:r>
         <w:rPr>
           <w:rStyle w:val="hljs-title"/>
@@ -2444,7 +2615,14 @@
         <w:rPr>
           <w:rStyle w:val="HTMLCode"/>
         </w:rPr>
-        <w:t>();</w:t>
+        <w:t>(</w:t>
+      </w:r>
+      <w:proofErr w:type="gramEnd"/>
+      <w:r>
+        <w:rPr>
+          <w:rStyle w:val="HTMLCode"/>
+        </w:rPr>
+        <w:t>);</w:t>
       </w:r>
     </w:p>
     <w:p>
@@ -2477,6 +2655,7 @@
         </w:rPr>
       </w:pPr>
       <w:proofErr w:type="spellStart"/>
+      <w:proofErr w:type="gramStart"/>
       <w:r>
         <w:rPr>
           <w:rStyle w:val="HTMLCode"/>
@@ -2496,6 +2675,7 @@
         </w:rPr>
         <w:t>(</w:t>
       </w:r>
+      <w:proofErr w:type="gramEnd"/>
       <w:r>
         <w:rPr>
           <w:rStyle w:val="hljs-string"/>
@@ -2563,6 +2743,7 @@
         <w:t xml:space="preserve">  </w:t>
       </w:r>
       <w:proofErr w:type="spellStart"/>
+      <w:proofErr w:type="gramStart"/>
       <w:r>
         <w:rPr>
           <w:rStyle w:val="HTMLCode"/>
@@ -2576,6 +2757,7 @@
         <w:t>send</w:t>
       </w:r>
       <w:proofErr w:type="spellEnd"/>
+      <w:proofErr w:type="gramEnd"/>
       <w:r>
         <w:rPr>
           <w:rStyle w:val="HTMLCode"/>
@@ -2614,6 +2796,7 @@
         </w:rPr>
         <w:t xml:space="preserve">  </w:t>
       </w:r>
+      <w:proofErr w:type="gramStart"/>
       <w:r>
         <w:rPr>
           <w:rStyle w:val="hljs-title"/>
@@ -2624,7 +2807,14 @@
         <w:rPr>
           <w:rStyle w:val="HTMLCode"/>
         </w:rPr>
-        <w:t xml:space="preserve">(); </w:t>
+        <w:t>(</w:t>
+      </w:r>
+      <w:proofErr w:type="gramEnd"/>
+      <w:r>
+        <w:rPr>
+          <w:rStyle w:val="HTMLCode"/>
+        </w:rPr>
+        <w:t xml:space="preserve">); </w:t>
       </w:r>
       <w:r>
         <w:rPr>
@@ -2679,17 +2869,32 @@
         <w:rPr>
           <w:rStyle w:val="hljs-comment"/>
         </w:rPr>
-        <w:t>// This middleware still runs after next(), but the response is closed</w:t>
-      </w:r>
-    </w:p>
-    <w:p>
-      <w:pPr>
-        <w:pStyle w:val="HTMLPreformatted"/>
-        <w:rPr>
-          <w:rStyle w:val="HTMLCode"/>
-        </w:rPr>
-      </w:pPr>
-      <w:proofErr w:type="spellStart"/>
+        <w:t xml:space="preserve">// This middleware still runs after </w:t>
+      </w:r>
+      <w:proofErr w:type="gramStart"/>
+      <w:r>
+        <w:rPr>
+          <w:rStyle w:val="hljs-comment"/>
+        </w:rPr>
+        <w:t>next(</w:t>
+      </w:r>
+      <w:proofErr w:type="gramEnd"/>
+      <w:r>
+        <w:rPr>
+          <w:rStyle w:val="hljs-comment"/>
+        </w:rPr>
+        <w:t>), but the response is closed</w:t>
+      </w:r>
+    </w:p>
+    <w:p>
+      <w:pPr>
+        <w:pStyle w:val="HTMLPreformatted"/>
+        <w:rPr>
+          <w:rStyle w:val="HTMLCode"/>
+        </w:rPr>
+      </w:pPr>
+      <w:proofErr w:type="spellStart"/>
+      <w:proofErr w:type="gramStart"/>
       <w:r>
         <w:rPr>
           <w:rStyle w:val="HTMLCode"/>
@@ -2710,6 +2915,7 @@
         </w:rPr>
         <w:t>(</w:t>
       </w:r>
+      <w:proofErr w:type="gramEnd"/>
       <w:r>
         <w:rPr>
           <w:rStyle w:val="hljs-function"/>
@@ -2750,6 +2956,7 @@
         </w:rPr>
         <w:t xml:space="preserve">  </w:t>
       </w:r>
+      <w:proofErr w:type="gramStart"/>
       <w:r>
         <w:rPr>
           <w:rStyle w:val="hljs-variable"/>
@@ -2775,6 +2982,7 @@
         </w:rPr>
         <w:t>(</w:t>
       </w:r>
+      <w:proofErr w:type="gramEnd"/>
       <w:r>
         <w:rPr>
           <w:rStyle w:val="hljs-string"/>
@@ -2808,6 +3016,7 @@
         <w:t xml:space="preserve">// Any </w:t>
       </w:r>
       <w:proofErr w:type="spellStart"/>
+      <w:proofErr w:type="gramStart"/>
       <w:r>
         <w:rPr>
           <w:rStyle w:val="hljs-comment"/>
@@ -2815,6 +3024,7 @@
         <w:t>res.send</w:t>
       </w:r>
       <w:proofErr w:type="spellEnd"/>
+      <w:proofErr w:type="gramEnd"/>
       <w:r>
         <w:rPr>
           <w:rStyle w:val="hljs-comment"/>
@@ -2856,6 +3066,7 @@
         <w:t xml:space="preserve">// </w:t>
       </w:r>
       <w:proofErr w:type="spellStart"/>
+      <w:proofErr w:type="gramStart"/>
       <w:r>
         <w:rPr>
           <w:rStyle w:val="hljs-comment"/>
@@ -2863,6 +3074,7 @@
         <w:t>res.send</w:t>
       </w:r>
       <w:proofErr w:type="spellEnd"/>
+      <w:proofErr w:type="gramEnd"/>
       <w:r>
         <w:rPr>
           <w:rStyle w:val="hljs-comment"/>
@@ -2913,6 +3125,7 @@
         </w:rPr>
       </w:pPr>
       <w:proofErr w:type="spellStart"/>
+      <w:proofErr w:type="gramStart"/>
       <w:r>
         <w:rPr>
           <w:rStyle w:val="HTMLCode"/>
@@ -2926,6 +3139,7 @@
         <w:t>listen</w:t>
       </w:r>
       <w:proofErr w:type="spellEnd"/>
+      <w:proofErr w:type="gramEnd"/>
       <w:r>
         <w:rPr>
           <w:rStyle w:val="HTMLCode"/>
@@ -3018,6 +3232,7 @@
         <w:t xml:space="preserve"> → </w:t>
       </w:r>
       <w:proofErr w:type="spellStart"/>
+      <w:proofErr w:type="gramStart"/>
       <w:r>
         <w:rPr>
           <w:rStyle w:val="HTMLCode"/>
@@ -3025,6 +3240,7 @@
         <w:t>res.send</w:t>
       </w:r>
       <w:proofErr w:type="spellEnd"/>
+      <w:proofErr w:type="gramEnd"/>
       <w:r>
         <w:rPr>
           <w:rStyle w:val="HTMLCode"/>
@@ -3059,12 +3275,21 @@
       <w:r>
         <w:t xml:space="preserve">7) What happens if no one sends a response and everyone just calls </w:t>
       </w:r>
+      <w:proofErr w:type="gramStart"/>
       <w:r>
         <w:rPr>
           <w:rStyle w:val="HTMLCode"/>
           <w:rFonts w:eastAsiaTheme="minorHAnsi"/>
         </w:rPr>
-        <w:t>next()</w:t>
+        <w:t>next(</w:t>
+      </w:r>
+      <w:proofErr w:type="gramEnd"/>
+      <w:r>
+        <w:rPr>
+          <w:rStyle w:val="HTMLCode"/>
+          <w:rFonts w:eastAsiaTheme="minorHAnsi"/>
+        </w:rPr>
+        <w:t>)</w:t>
       </w:r>
       <w:r>
         <w:t>?</w:t>
@@ -3125,11 +3350,19 @@
       <w:r>
         <w:t xml:space="preserve"> calls </w:t>
       </w:r>
-      <w:r>
-        <w:rPr>
-          <w:rStyle w:val="HTMLCode"/>
-        </w:rPr>
-        <w:t>next()</w:t>
+      <w:proofErr w:type="gramStart"/>
+      <w:r>
+        <w:rPr>
+          <w:rStyle w:val="HTMLCode"/>
+        </w:rPr>
+        <w:t>next(</w:t>
+      </w:r>
+      <w:proofErr w:type="gramEnd"/>
+      <w:r>
+        <w:rPr>
+          <w:rStyle w:val="HTMLCode"/>
+        </w:rPr>
+        <w:t>)</w:t>
       </w:r>
       <w:r>
         <w:t xml:space="preserve"> </w:t>
@@ -3405,6 +3638,7 @@
         </w:rPr>
         <w:t xml:space="preserve"> app = </w:t>
       </w:r>
+      <w:proofErr w:type="gramStart"/>
       <w:r>
         <w:rPr>
           <w:rStyle w:val="hljs-title"/>
@@ -3415,25 +3649,33 @@
         <w:rPr>
           <w:rStyle w:val="HTMLCode"/>
         </w:rPr>
-        <w:t>();</w:t>
-      </w:r>
-    </w:p>
-    <w:p>
-      <w:pPr>
-        <w:pStyle w:val="HTMLPreformatted"/>
-        <w:rPr>
-          <w:rStyle w:val="HTMLCode"/>
-        </w:rPr>
-      </w:pPr>
-    </w:p>
-    <w:p>
-      <w:pPr>
-        <w:pStyle w:val="HTMLPreformatted"/>
-        <w:rPr>
-          <w:rStyle w:val="HTMLCode"/>
-        </w:rPr>
-      </w:pPr>
-      <w:proofErr w:type="spellStart"/>
+        <w:t>(</w:t>
+      </w:r>
+      <w:proofErr w:type="gramEnd"/>
+      <w:r>
+        <w:rPr>
+          <w:rStyle w:val="HTMLCode"/>
+        </w:rPr>
+        <w:t>);</w:t>
+      </w:r>
+    </w:p>
+    <w:p>
+      <w:pPr>
+        <w:pStyle w:val="HTMLPreformatted"/>
+        <w:rPr>
+          <w:rStyle w:val="HTMLCode"/>
+        </w:rPr>
+      </w:pPr>
+    </w:p>
+    <w:p>
+      <w:pPr>
+        <w:pStyle w:val="HTMLPreformatted"/>
+        <w:rPr>
+          <w:rStyle w:val="HTMLCode"/>
+        </w:rPr>
+      </w:pPr>
+      <w:proofErr w:type="spellStart"/>
+      <w:proofErr w:type="gramStart"/>
       <w:r>
         <w:rPr>
           <w:rStyle w:val="HTMLCode"/>
@@ -3453,6 +3695,7 @@
         </w:rPr>
         <w:t>(</w:t>
       </w:r>
+      <w:proofErr w:type="gramEnd"/>
       <w:r>
         <w:rPr>
           <w:rStyle w:val="hljs-function"/>
@@ -3493,6 +3736,7 @@
         </w:rPr>
         <w:t xml:space="preserve">  </w:t>
       </w:r>
+      <w:proofErr w:type="gramStart"/>
       <w:r>
         <w:rPr>
           <w:rStyle w:val="hljs-variable"/>
@@ -3517,6 +3761,7 @@
         </w:rPr>
         <w:t>(</w:t>
       </w:r>
+      <w:proofErr w:type="gramEnd"/>
       <w:r>
         <w:rPr>
           <w:rStyle w:val="hljs-string"/>
@@ -3543,6 +3788,7 @@
         </w:rPr>
         <w:t xml:space="preserve">  </w:t>
       </w:r>
+      <w:proofErr w:type="gramStart"/>
       <w:r>
         <w:rPr>
           <w:rStyle w:val="hljs-title"/>
@@ -3553,7 +3799,14 @@
         <w:rPr>
           <w:rStyle w:val="HTMLCode"/>
         </w:rPr>
-        <w:t xml:space="preserve">(); </w:t>
+        <w:t>(</w:t>
+      </w:r>
+      <w:proofErr w:type="gramEnd"/>
+      <w:r>
+        <w:rPr>
+          <w:rStyle w:val="HTMLCode"/>
+        </w:rPr>
+        <w:t xml:space="preserve">); </w:t>
       </w:r>
       <w:r>
         <w:rPr>
@@ -3592,6 +3845,7 @@
         </w:rPr>
       </w:pPr>
       <w:proofErr w:type="spellStart"/>
+      <w:proofErr w:type="gramStart"/>
       <w:r>
         <w:rPr>
           <w:rStyle w:val="HTMLCode"/>
@@ -3611,6 +3865,7 @@
         </w:rPr>
         <w:t>(</w:t>
       </w:r>
+      <w:proofErr w:type="gramEnd"/>
       <w:r>
         <w:rPr>
           <w:rStyle w:val="hljs-function"/>
@@ -3651,6 +3906,7 @@
         </w:rPr>
         <w:t xml:space="preserve">  </w:t>
       </w:r>
+      <w:proofErr w:type="gramStart"/>
       <w:r>
         <w:rPr>
           <w:rStyle w:val="hljs-variable"/>
@@ -3675,6 +3931,7 @@
         </w:rPr>
         <w:t>(</w:t>
       </w:r>
+      <w:proofErr w:type="gramEnd"/>
       <w:r>
         <w:rPr>
           <w:rStyle w:val="hljs-string"/>
@@ -3701,6 +3958,7 @@
         </w:rPr>
         <w:t xml:space="preserve">  </w:t>
       </w:r>
+      <w:proofErr w:type="gramStart"/>
       <w:r>
         <w:rPr>
           <w:rStyle w:val="hljs-title"/>
@@ -3711,7 +3969,14 @@
         <w:rPr>
           <w:rStyle w:val="HTMLCode"/>
         </w:rPr>
-        <w:t xml:space="preserve">(); </w:t>
+        <w:t>(</w:t>
+      </w:r>
+      <w:proofErr w:type="gramEnd"/>
+      <w:r>
+        <w:rPr>
+          <w:rStyle w:val="HTMLCode"/>
+        </w:rPr>
+        <w:t xml:space="preserve">); </w:t>
       </w:r>
       <w:r>
         <w:rPr>
@@ -3786,6 +4051,7 @@
         </w:rPr>
       </w:pPr>
       <w:proofErr w:type="spellStart"/>
+      <w:proofErr w:type="gramStart"/>
       <w:r>
         <w:rPr>
           <w:rStyle w:val="HTMLCode"/>
@@ -3799,6 +4065,7 @@
         <w:t>listen</w:t>
       </w:r>
       <w:proofErr w:type="spellEnd"/>
+      <w:proofErr w:type="gramEnd"/>
       <w:r>
         <w:rPr>
           <w:rStyle w:val="HTMLCode"/>
@@ -3906,57 +4173,46 @@
     <w:p>
       <w:pPr>
         <w:pStyle w:val="Heading2"/>
-      </w:pPr>
-      <w:r>
         <w:rPr>
           <w:rStyle w:val="Strong"/>
           <w:b w:val="0"/>
           <w:bCs w:val="0"/>
         </w:rPr>
-        <w:t>Error Flow (</w:t>
-      </w:r>
-      <w:r>
-        <w:rPr>
-          <w:rStyle w:val="HTMLCode"/>
-          <w:rFonts w:eastAsiaTheme="majorEastAsia"/>
-        </w:rPr>
-        <w:t>next(err)</w:t>
-      </w:r>
+      </w:pPr>
       <w:r>
         <w:rPr>
           <w:rStyle w:val="Strong"/>
           <w:b w:val="0"/>
           <w:bCs w:val="0"/>
         </w:rPr>
+        <w:t>Error Flow (</w:t>
+      </w:r>
+      <w:r>
+        <w:rPr>
+          <w:rStyle w:val="HTMLCode"/>
+          <w:rFonts w:eastAsiaTheme="majorEastAsia"/>
+        </w:rPr>
+        <w:t>next(err)</w:t>
+      </w:r>
+      <w:r>
+        <w:rPr>
+          <w:rStyle w:val="Strong"/>
+          <w:b w:val="0"/>
+          <w:bCs w:val="0"/>
+        </w:rPr>
         <w:t>) → 500</w:t>
       </w:r>
     </w:p>
-    <w:p>
-      <w:pPr>
-        <w:pStyle w:val="HTMLPreformatted"/>
-      </w:pPr>
-      <w:r>
-        <w:t>js</w:t>
-      </w:r>
-    </w:p>
-    <w:p>
-      <w:pPr>
-        <w:pStyle w:val="HTMLPreformatted"/>
-      </w:pPr>
-      <w:proofErr w:type="spellStart"/>
-      <w:r>
-        <w:t>CopyEdit</w:t>
-      </w:r>
-      <w:proofErr w:type="spellEnd"/>
-    </w:p>
-    <w:p>
-      <w:pPr>
-        <w:pStyle w:val="HTMLPreformatted"/>
-        <w:rPr>
-          <w:rStyle w:val="HTMLCode"/>
-        </w:rPr>
-      </w:pPr>
-      <w:proofErr w:type="spellStart"/>
+    <w:p/>
+    <w:p>
+      <w:pPr>
+        <w:pStyle w:val="HTMLPreformatted"/>
+        <w:rPr>
+          <w:rStyle w:val="HTMLCode"/>
+        </w:rPr>
+      </w:pPr>
+      <w:proofErr w:type="spellStart"/>
+      <w:proofErr w:type="gramStart"/>
       <w:r>
         <w:rPr>
           <w:rStyle w:val="HTMLCode"/>
@@ -3976,6 +4232,7 @@
         </w:rPr>
         <w:t>(</w:t>
       </w:r>
+      <w:proofErr w:type="gramEnd"/>
       <w:r>
         <w:rPr>
           <w:rStyle w:val="hljs-function"/>
@@ -4016,6 +4273,7 @@
         </w:rPr>
         <w:t xml:space="preserve">  </w:t>
       </w:r>
+      <w:proofErr w:type="gramStart"/>
       <w:r>
         <w:rPr>
           <w:rStyle w:val="hljs-title"/>
@@ -4028,6 +4286,7 @@
         </w:rPr>
         <w:t>(</w:t>
       </w:r>
+      <w:proofErr w:type="gramEnd"/>
       <w:r>
         <w:rPr>
           <w:rStyle w:val="hljs-keyword"/>
@@ -4115,6 +4374,7 @@
         </w:rPr>
       </w:pPr>
       <w:proofErr w:type="spellStart"/>
+      <w:proofErr w:type="gramStart"/>
       <w:r>
         <w:rPr>
           <w:rStyle w:val="HTMLCode"/>
@@ -4134,6 +4394,7 @@
         </w:rPr>
         <w:t>(</w:t>
       </w:r>
+      <w:proofErr w:type="gramEnd"/>
       <w:r>
         <w:rPr>
           <w:rStyle w:val="hljs-function"/>
@@ -4181,6 +4442,7 @@
         <w:t xml:space="preserve">  </w:t>
       </w:r>
       <w:proofErr w:type="spellStart"/>
+      <w:proofErr w:type="gramStart"/>
       <w:r>
         <w:rPr>
           <w:rStyle w:val="hljs-variable"/>
@@ -4200,6 +4462,7 @@
         <w:t>error</w:t>
       </w:r>
       <w:proofErr w:type="spellEnd"/>
+      <w:proofErr w:type="gramEnd"/>
       <w:r>
         <w:rPr>
           <w:rStyle w:val="HTMLCode"/>
@@ -4254,6 +4517,7 @@
         <w:t xml:space="preserve">  </w:t>
       </w:r>
       <w:proofErr w:type="spellStart"/>
+      <w:proofErr w:type="gramStart"/>
       <w:r>
         <w:rPr>
           <w:rStyle w:val="HTMLCode"/>
@@ -4267,6 +4531,7 @@
         <w:t>status</w:t>
       </w:r>
       <w:proofErr w:type="spellEnd"/>
+      <w:proofErr w:type="gramEnd"/>
       <w:r>
         <w:rPr>
           <w:rStyle w:val="HTMLCode"/>
@@ -4466,6 +4731,7 @@
         <w:t>Sending a response (</w:t>
       </w:r>
       <w:proofErr w:type="spellStart"/>
+      <w:proofErr w:type="gramStart"/>
       <w:r>
         <w:rPr>
           <w:rStyle w:val="HTMLCode"/>
@@ -4473,6 +4739,7 @@
         <w:t>res.send</w:t>
       </w:r>
       <w:proofErr w:type="spellEnd"/>
+      <w:proofErr w:type="gramEnd"/>
       <w:r>
         <w:rPr>
           <w:rStyle w:val="HTMLCode"/>
@@ -4599,6 +4866,7 @@
         </w:rPr>
       </w:pPr>
       <w:proofErr w:type="spellStart"/>
+      <w:proofErr w:type="gramStart"/>
       <w:r>
         <w:rPr>
           <w:rStyle w:val="HTMLCode"/>
@@ -4612,6 +4880,7 @@
         <w:t>status</w:t>
       </w:r>
       <w:proofErr w:type="spellEnd"/>
+      <w:proofErr w:type="gramEnd"/>
       <w:r>
         <w:rPr>
           <w:rStyle w:val="HTMLCode"/>
@@ -4660,6 +4929,7 @@
         <w:pStyle w:val="HTMLPreformatted"/>
       </w:pPr>
       <w:proofErr w:type="spellStart"/>
+      <w:proofErr w:type="gramStart"/>
       <w:r>
         <w:rPr>
           <w:rStyle w:val="HTMLCode"/>
@@ -4673,6 +4943,7 @@
         <w:t>sendStatus</w:t>
       </w:r>
       <w:proofErr w:type="spellEnd"/>
+      <w:proofErr w:type="gramEnd"/>
       <w:r>
         <w:rPr>
           <w:rStyle w:val="HTMLCode"/>
@@ -4705,12 +4976,17 @@
         <w:t xml:space="preserve">9) </w:t>
       </w:r>
       <w:proofErr w:type="spellStart"/>
+      <w:proofErr w:type="gramStart"/>
       <w:r>
         <w:t>app.use</w:t>
       </w:r>
       <w:proofErr w:type="spellEnd"/>
       <w:r>
-        <w:t xml:space="preserve">() vs </w:t>
+        <w:t>(</w:t>
+      </w:r>
+      <w:proofErr w:type="gramEnd"/>
+      <w:r>
+        <w:t xml:space="preserve">) vs </w:t>
       </w:r>
       <w:proofErr w:type="spellStart"/>
       <w:r>
@@ -4741,6 +5017,7 @@
         <w:pStyle w:val="NormalWeb"/>
       </w:pPr>
       <w:proofErr w:type="spellStart"/>
+      <w:proofErr w:type="gramStart"/>
       <w:r>
         <w:rPr>
           <w:rStyle w:val="HTMLCode"/>
@@ -4752,6 +5029,42 @@
         <w:rPr>
           <w:rStyle w:val="HTMLCode"/>
         </w:rPr>
+        <w:t>(</w:t>
+      </w:r>
+      <w:proofErr w:type="gramEnd"/>
+      <w:r>
+        <w:rPr>
+          <w:rStyle w:val="HTMLCode"/>
+        </w:rPr>
+        <w:t>)</w:t>
+      </w:r>
+      <w:r>
+        <w:t xml:space="preserve"> → </w:t>
+      </w:r>
+      <w:r>
+        <w:rPr>
+          <w:rStyle w:val="Strong"/>
+        </w:rPr>
+        <w:t>prefix match</w:t>
+      </w:r>
+      <w:r>
+        <w:t xml:space="preserve"> (runs for anything under that path)</w:t>
+      </w:r>
+      <w:r>
+        <w:br/>
+      </w:r>
+      <w:proofErr w:type="spellStart"/>
+      <w:r>
+        <w:rPr>
+          <w:rStyle w:val="HTMLCode"/>
+        </w:rPr>
+        <w:t>app.all</w:t>
+      </w:r>
+      <w:proofErr w:type="spellEnd"/>
+      <w:r>
+        <w:rPr>
+          <w:rStyle w:val="HTMLCode"/>
+        </w:rPr>
         <w:t>()</w:t>
       </w:r>
       <w:r>
@@ -4761,35 +5074,6 @@
         <w:rPr>
           <w:rStyle w:val="Strong"/>
         </w:rPr>
-        <w:t>prefix match</w:t>
-      </w:r>
-      <w:r>
-        <w:t xml:space="preserve"> (runs for anything under that path)</w:t>
-      </w:r>
-      <w:r>
-        <w:br/>
-      </w:r>
-      <w:proofErr w:type="spellStart"/>
-      <w:r>
-        <w:rPr>
-          <w:rStyle w:val="HTMLCode"/>
-        </w:rPr>
-        <w:t>app.all</w:t>
-      </w:r>
-      <w:proofErr w:type="spellEnd"/>
-      <w:r>
-        <w:rPr>
-          <w:rStyle w:val="HTMLCode"/>
-        </w:rPr>
-        <w:t>()</w:t>
-      </w:r>
-      <w:r>
-        <w:t xml:space="preserve"> → </w:t>
-      </w:r>
-      <w:r>
-        <w:rPr>
-          <w:rStyle w:val="Strong"/>
-        </w:rPr>
         <w:t>exact path match</w:t>
       </w:r>
       <w:r>
@@ -4859,6 +5143,7 @@
         </w:rPr>
         <w:t xml:space="preserve"> app = </w:t>
       </w:r>
+      <w:proofErr w:type="gramStart"/>
       <w:r>
         <w:rPr>
           <w:rStyle w:val="hljs-title"/>
@@ -4869,7 +5154,14 @@
         <w:rPr>
           <w:rStyle w:val="HTMLCode"/>
         </w:rPr>
-        <w:t>();</w:t>
+        <w:t>(</w:t>
+      </w:r>
+      <w:proofErr w:type="gramEnd"/>
+      <w:r>
+        <w:rPr>
+          <w:rStyle w:val="HTMLCode"/>
+        </w:rPr>
+        <w:t>);</w:t>
       </w:r>
     </w:p>
     <w:p>
@@ -4916,6 +5208,7 @@
         </w:rPr>
       </w:pPr>
       <w:proofErr w:type="spellStart"/>
+      <w:proofErr w:type="gramStart"/>
       <w:r>
         <w:rPr>
           <w:rStyle w:val="HTMLCode"/>
@@ -4935,25 +5228,12 @@
         </w:rPr>
         <w:t>(</w:t>
       </w:r>
+      <w:proofErr w:type="gramEnd"/>
       <w:r>
         <w:rPr>
           <w:rStyle w:val="hljs-string"/>
         </w:rPr>
-        <w:t>"/</w:t>
-      </w:r>
-      <w:proofErr w:type="spellStart"/>
-      <w:r>
-        <w:rPr>
-          <w:rStyle w:val="hljs-string"/>
-        </w:rPr>
-        <w:t>api</w:t>
-      </w:r>
-      <w:proofErr w:type="spellEnd"/>
-      <w:r>
-        <w:rPr>
-          <w:rStyle w:val="hljs-string"/>
-        </w:rPr>
-        <w:t>"</w:t>
+        <w:t>"/api"</w:t>
       </w:r>
       <w:r>
         <w:rPr>
@@ -5044,21 +5324,7 @@
         <w:rPr>
           <w:rStyle w:val="hljs-string"/>
         </w:rPr>
-        <w:t>('/</w:t>
-      </w:r>
-      <w:proofErr w:type="spellStart"/>
-      <w:r>
-        <w:rPr>
-          <w:rStyle w:val="hljs-string"/>
-        </w:rPr>
-        <w:t>api</w:t>
-      </w:r>
-      <w:proofErr w:type="spellEnd"/>
-      <w:r>
-        <w:rPr>
-          <w:rStyle w:val="hljs-string"/>
-        </w:rPr>
-        <w:t>') matched:"</w:t>
+        <w:t>('/api') matched:"</w:t>
       </w:r>
       <w:r>
         <w:rPr>
@@ -5067,6 +5333,7 @@
         <w:t xml:space="preserve">, </w:t>
       </w:r>
       <w:proofErr w:type="spellStart"/>
+      <w:proofErr w:type="gramStart"/>
       <w:r>
         <w:rPr>
           <w:rStyle w:val="HTMLCode"/>
@@ -5081,6 +5348,7 @@
         <w:t>method</w:t>
       </w:r>
       <w:proofErr w:type="spellEnd"/>
+      <w:proofErr w:type="gramEnd"/>
       <w:r>
         <w:rPr>
           <w:rStyle w:val="HTMLCode"/>
@@ -5114,6 +5382,7 @@
         </w:rPr>
         <w:t xml:space="preserve">  </w:t>
       </w:r>
+      <w:proofErr w:type="gramStart"/>
       <w:r>
         <w:rPr>
           <w:rStyle w:val="hljs-title"/>
@@ -5124,7 +5393,14 @@
         <w:rPr>
           <w:rStyle w:val="HTMLCode"/>
         </w:rPr>
-        <w:t>();</w:t>
+        <w:t>(</w:t>
+      </w:r>
+      <w:proofErr w:type="gramEnd"/>
+      <w:r>
+        <w:rPr>
+          <w:rStyle w:val="HTMLCode"/>
+        </w:rPr>
+        <w:t>);</w:t>
       </w:r>
     </w:p>
     <w:p>
@@ -5185,6 +5461,7 @@
         </w:rPr>
       </w:pPr>
       <w:proofErr w:type="spellStart"/>
+      <w:proofErr w:type="gramStart"/>
       <w:r>
         <w:rPr>
           <w:rStyle w:val="HTMLCode"/>
@@ -5204,25 +5481,164 @@
         </w:rPr>
         <w:t>(</w:t>
       </w:r>
+      <w:proofErr w:type="gramEnd"/>
       <w:r>
         <w:rPr>
           <w:rStyle w:val="hljs-string"/>
         </w:rPr>
-        <w:t>"/</w:t>
-      </w:r>
-      <w:proofErr w:type="spellStart"/>
+        <w:t>"/api"</w:t>
+      </w:r>
+      <w:r>
+        <w:rPr>
+          <w:rStyle w:val="HTMLCode"/>
+        </w:rPr>
+        <w:t xml:space="preserve">, </w:t>
+      </w:r>
+      <w:r>
+        <w:rPr>
+          <w:rStyle w:val="hljs-function"/>
+        </w:rPr>
+        <w:t>(</w:t>
+      </w:r>
+      <w:proofErr w:type="spellStart"/>
+      <w:r>
+        <w:rPr>
+          <w:rStyle w:val="hljs-params"/>
+        </w:rPr>
+        <w:t>req</w:t>
+      </w:r>
+      <w:proofErr w:type="spellEnd"/>
+      <w:r>
+        <w:rPr>
+          <w:rStyle w:val="hljs-params"/>
+        </w:rPr>
+        <w:t>, res</w:t>
+      </w:r>
+      <w:r>
+        <w:rPr>
+          <w:rStyle w:val="HTMLCode"/>
+        </w:rPr>
+        <w:t>) =&gt; {</w:t>
+      </w:r>
+    </w:p>
+    <w:p>
+      <w:pPr>
+        <w:pStyle w:val="HTMLPreformatted"/>
+        <w:rPr>
+          <w:rStyle w:val="HTMLCode"/>
+        </w:rPr>
+      </w:pPr>
+      <w:r>
+        <w:rPr>
+          <w:rStyle w:val="HTMLCode"/>
+        </w:rPr>
+        <w:t xml:space="preserve">  </w:t>
+      </w:r>
+      <w:proofErr w:type="spellStart"/>
+      <w:proofErr w:type="gramStart"/>
+      <w:r>
+        <w:rPr>
+          <w:rStyle w:val="HTMLCode"/>
+        </w:rPr>
+        <w:t>res.</w:t>
+      </w:r>
+      <w:r>
+        <w:rPr>
+          <w:rStyle w:val="hljs-title"/>
+        </w:rPr>
+        <w:t>send</w:t>
+      </w:r>
+      <w:proofErr w:type="spellEnd"/>
+      <w:proofErr w:type="gramEnd"/>
+      <w:r>
+        <w:rPr>
+          <w:rStyle w:val="HTMLCode"/>
+        </w:rPr>
+        <w:t>(</w:t>
+      </w:r>
       <w:r>
         <w:rPr>
           <w:rStyle w:val="hljs-string"/>
         </w:rPr>
-        <w:t>api</w:t>
-      </w:r>
-      <w:proofErr w:type="spellEnd"/>
+        <w:t>"</w:t>
+      </w:r>
+      <w:proofErr w:type="spellStart"/>
       <w:r>
         <w:rPr>
           <w:rStyle w:val="hljs-string"/>
         </w:rPr>
-        <w:t>"</w:t>
+        <w:t>app.all</w:t>
+      </w:r>
+      <w:proofErr w:type="spellEnd"/>
+      <w:r>
+        <w:rPr>
+          <w:rStyle w:val="hljs-string"/>
+        </w:rPr>
+        <w:t>('/api') matched exactly"</w:t>
+      </w:r>
+      <w:r>
+        <w:rPr>
+          <w:rStyle w:val="HTMLCode"/>
+        </w:rPr>
+        <w:t>);</w:t>
+      </w:r>
+    </w:p>
+    <w:p>
+      <w:pPr>
+        <w:pStyle w:val="HTMLPreformatted"/>
+        <w:rPr>
+          <w:rStyle w:val="HTMLCode"/>
+        </w:rPr>
+      </w:pPr>
+      <w:r>
+        <w:rPr>
+          <w:rStyle w:val="HTMLCode"/>
+        </w:rPr>
+        <w:t>});</w:t>
+      </w:r>
+    </w:p>
+    <w:p>
+      <w:pPr>
+        <w:pStyle w:val="HTMLPreformatted"/>
+        <w:rPr>
+          <w:rStyle w:val="HTMLCode"/>
+        </w:rPr>
+      </w:pPr>
+    </w:p>
+    <w:p>
+      <w:pPr>
+        <w:pStyle w:val="HTMLPreformatted"/>
+        <w:rPr>
+          <w:rStyle w:val="HTMLCode"/>
+        </w:rPr>
+      </w:pPr>
+      <w:proofErr w:type="spellStart"/>
+      <w:proofErr w:type="gramStart"/>
+      <w:r>
+        <w:rPr>
+          <w:rStyle w:val="HTMLCode"/>
+        </w:rPr>
+        <w:t>app.</w:t>
+      </w:r>
+      <w:r>
+        <w:rPr>
+          <w:rStyle w:val="hljs-title"/>
+        </w:rPr>
+        <w:t>get</w:t>
+      </w:r>
+      <w:proofErr w:type="spellEnd"/>
+      <w:r>
+        <w:rPr>
+          <w:rStyle w:val="HTMLCode"/>
+        </w:rPr>
+        <w:t>(</w:t>
+      </w:r>
+      <w:proofErr w:type="gramEnd"/>
+      <w:r>
+        <w:rPr>
+          <w:rStyle w:val="hljs-string"/>
+        </w:rPr>
+        <w:t>"/api/users"</w:t>
       </w:r>
       <w:r>
         <w:rPr>
@@ -5271,6 +5687,7 @@
         <w:t xml:space="preserve">  </w:t>
       </w:r>
       <w:proofErr w:type="spellStart"/>
+      <w:proofErr w:type="gramStart"/>
       <w:r>
         <w:rPr>
           <w:rStyle w:val="HTMLCode"/>
@@ -5284,6 +5701,7 @@
         <w:t>send</w:t>
       </w:r>
       <w:proofErr w:type="spellEnd"/>
+      <w:proofErr w:type="gramEnd"/>
       <w:r>
         <w:rPr>
           <w:rStyle w:val="HTMLCode"/>
@@ -5294,13 +5712,27 @@
         <w:rPr>
           <w:rStyle w:val="hljs-string"/>
         </w:rPr>
-        <w:t>"</w:t>
+        <w:t xml:space="preserve">"GET /api/users — runs after </w:t>
       </w:r>
       <w:proofErr w:type="spellStart"/>
       <w:r>
         <w:rPr>
           <w:rStyle w:val="hljs-string"/>
         </w:rPr>
+        <w:t>app.use</w:t>
+      </w:r>
+      <w:proofErr w:type="spellEnd"/>
+      <w:r>
+        <w:rPr>
+          <w:rStyle w:val="hljs-string"/>
+        </w:rPr>
+        <w:t xml:space="preserve"> but NOT </w:t>
+      </w:r>
+      <w:proofErr w:type="spellStart"/>
+      <w:r>
+        <w:rPr>
+          <w:rStyle w:val="hljs-string"/>
+        </w:rPr>
         <w:t>app.all</w:t>
       </w:r>
       <w:proofErr w:type="spellEnd"/>
@@ -5308,21 +5740,7 @@
         <w:rPr>
           <w:rStyle w:val="hljs-string"/>
         </w:rPr>
-        <w:t>('/</w:t>
-      </w:r>
-      <w:proofErr w:type="spellStart"/>
-      <w:r>
-        <w:rPr>
-          <w:rStyle w:val="hljs-string"/>
-        </w:rPr>
-        <w:t>api</w:t>
-      </w:r>
-      <w:proofErr w:type="spellEnd"/>
-      <w:r>
-        <w:rPr>
-          <w:rStyle w:val="hljs-string"/>
-        </w:rPr>
-        <w:t>') matched exactly"</w:t>
+        <w:t>('/api')"</w:t>
       </w:r>
       <w:r>
         <w:rPr>
@@ -5361,6 +5779,7 @@
         </w:rPr>
       </w:pPr>
       <w:proofErr w:type="spellStart"/>
+      <w:proofErr w:type="gramStart"/>
       <w:r>
         <w:rPr>
           <w:rStyle w:val="HTMLCode"/>
@@ -5371,213 +5790,10 @@
         <w:rPr>
           <w:rStyle w:val="hljs-title"/>
         </w:rPr>
-        <w:t>get</w:t>
-      </w:r>
-      <w:proofErr w:type="spellEnd"/>
-      <w:r>
-        <w:rPr>
-          <w:rStyle w:val="HTMLCode"/>
-        </w:rPr>
-        <w:t>(</w:t>
-      </w:r>
-      <w:r>
-        <w:rPr>
-          <w:rStyle w:val="hljs-string"/>
-        </w:rPr>
-        <w:t>"/</w:t>
-      </w:r>
-      <w:proofErr w:type="spellStart"/>
-      <w:r>
-        <w:rPr>
-          <w:rStyle w:val="hljs-string"/>
-        </w:rPr>
-        <w:t>api</w:t>
-      </w:r>
-      <w:proofErr w:type="spellEnd"/>
-      <w:r>
-        <w:rPr>
-          <w:rStyle w:val="hljs-string"/>
-        </w:rPr>
-        <w:t>/users"</w:t>
-      </w:r>
-      <w:r>
-        <w:rPr>
-          <w:rStyle w:val="HTMLCode"/>
-        </w:rPr>
-        <w:t xml:space="preserve">, </w:t>
-      </w:r>
-      <w:r>
-        <w:rPr>
-          <w:rStyle w:val="hljs-function"/>
-        </w:rPr>
-        <w:t>(</w:t>
-      </w:r>
-      <w:proofErr w:type="spellStart"/>
-      <w:r>
-        <w:rPr>
-          <w:rStyle w:val="hljs-params"/>
-        </w:rPr>
-        <w:t>req</w:t>
-      </w:r>
-      <w:proofErr w:type="spellEnd"/>
-      <w:r>
-        <w:rPr>
-          <w:rStyle w:val="hljs-params"/>
-        </w:rPr>
-        <w:t>, res</w:t>
-      </w:r>
-      <w:r>
-        <w:rPr>
-          <w:rStyle w:val="HTMLCode"/>
-        </w:rPr>
-        <w:t>) =&gt; {</w:t>
-      </w:r>
-    </w:p>
-    <w:p>
-      <w:pPr>
-        <w:pStyle w:val="HTMLPreformatted"/>
-        <w:rPr>
-          <w:rStyle w:val="HTMLCode"/>
-        </w:rPr>
-      </w:pPr>
-      <w:r>
-        <w:rPr>
-          <w:rStyle w:val="HTMLCode"/>
-        </w:rPr>
-        <w:t xml:space="preserve">  </w:t>
-      </w:r>
-      <w:proofErr w:type="spellStart"/>
-      <w:r>
-        <w:rPr>
-          <w:rStyle w:val="HTMLCode"/>
-        </w:rPr>
-        <w:t>res.</w:t>
-      </w:r>
-      <w:r>
-        <w:rPr>
-          <w:rStyle w:val="hljs-title"/>
-        </w:rPr>
-        <w:t>send</w:t>
-      </w:r>
-      <w:proofErr w:type="spellEnd"/>
-      <w:r>
-        <w:rPr>
-          <w:rStyle w:val="HTMLCode"/>
-        </w:rPr>
-        <w:t>(</w:t>
-      </w:r>
-      <w:r>
-        <w:rPr>
-          <w:rStyle w:val="hljs-string"/>
-        </w:rPr>
-        <w:t>"GET /</w:t>
-      </w:r>
-      <w:proofErr w:type="spellStart"/>
-      <w:r>
-        <w:rPr>
-          <w:rStyle w:val="hljs-string"/>
-        </w:rPr>
-        <w:t>api</w:t>
-      </w:r>
-      <w:proofErr w:type="spellEnd"/>
-      <w:r>
-        <w:rPr>
-          <w:rStyle w:val="hljs-string"/>
-        </w:rPr>
-        <w:t xml:space="preserve">/users — runs after </w:t>
-      </w:r>
-      <w:proofErr w:type="spellStart"/>
-      <w:r>
-        <w:rPr>
-          <w:rStyle w:val="hljs-string"/>
-        </w:rPr>
-        <w:t>app.use</w:t>
-      </w:r>
-      <w:proofErr w:type="spellEnd"/>
-      <w:r>
-        <w:rPr>
-          <w:rStyle w:val="hljs-string"/>
-        </w:rPr>
-        <w:t xml:space="preserve"> but NOT </w:t>
-      </w:r>
-      <w:proofErr w:type="spellStart"/>
-      <w:r>
-        <w:rPr>
-          <w:rStyle w:val="hljs-string"/>
-        </w:rPr>
-        <w:t>app.all</w:t>
-      </w:r>
-      <w:proofErr w:type="spellEnd"/>
-      <w:r>
-        <w:rPr>
-          <w:rStyle w:val="hljs-string"/>
-        </w:rPr>
-        <w:t>('/</w:t>
-      </w:r>
-      <w:proofErr w:type="spellStart"/>
-      <w:r>
-        <w:rPr>
-          <w:rStyle w:val="hljs-string"/>
-        </w:rPr>
-        <w:t>api</w:t>
-      </w:r>
-      <w:proofErr w:type="spellEnd"/>
-      <w:r>
-        <w:rPr>
-          <w:rStyle w:val="hljs-string"/>
-        </w:rPr>
-        <w:t>')"</w:t>
-      </w:r>
-      <w:r>
-        <w:rPr>
-          <w:rStyle w:val="HTMLCode"/>
-        </w:rPr>
-        <w:t>);</w:t>
-      </w:r>
-    </w:p>
-    <w:p>
-      <w:pPr>
-        <w:pStyle w:val="HTMLPreformatted"/>
-        <w:rPr>
-          <w:rStyle w:val="HTMLCode"/>
-        </w:rPr>
-      </w:pPr>
-      <w:r>
-        <w:rPr>
-          <w:rStyle w:val="HTMLCode"/>
-        </w:rPr>
-        <w:t>});</w:t>
-      </w:r>
-    </w:p>
-    <w:p>
-      <w:pPr>
-        <w:pStyle w:val="HTMLPreformatted"/>
-        <w:rPr>
-          <w:rStyle w:val="HTMLCode"/>
-        </w:rPr>
-      </w:pPr>
-    </w:p>
-    <w:p>
-      <w:pPr>
-        <w:pStyle w:val="HTMLPreformatted"/>
-        <w:rPr>
-          <w:rStyle w:val="HTMLCode"/>
-        </w:rPr>
-      </w:pPr>
-      <w:proofErr w:type="spellStart"/>
-      <w:r>
-        <w:rPr>
-          <w:rStyle w:val="HTMLCode"/>
-        </w:rPr>
-        <w:t>app.</w:t>
-      </w:r>
-      <w:r>
-        <w:rPr>
-          <w:rStyle w:val="hljs-title"/>
-        </w:rPr>
         <w:t>listen</w:t>
       </w:r>
       <w:proofErr w:type="spellEnd"/>
+      <w:proofErr w:type="gramEnd"/>
       <w:r>
         <w:rPr>
           <w:rStyle w:val="HTMLCode"/>
@@ -5669,16 +5885,8 @@
         <w:rPr>
           <w:rStyle w:val="HTMLCode"/>
         </w:rPr>
-        <w:t>GET /</w:t>
-      </w:r>
-      <w:proofErr w:type="spellStart"/>
-      <w:r>
-        <w:rPr>
-          <w:rStyle w:val="HTMLCode"/>
-        </w:rPr>
-        <w:t>api</w:t>
-      </w:r>
-      <w:proofErr w:type="spellEnd"/>
+        <w:t>GET /api</w:t>
+      </w:r>
       <w:r>
         <w:t xml:space="preserve"> → runs </w:t>
       </w:r>
@@ -5694,21 +5902,7 @@
         <w:rPr>
           <w:rStyle w:val="HTMLCode"/>
         </w:rPr>
-        <w:t>('/</w:t>
-      </w:r>
-      <w:proofErr w:type="spellStart"/>
-      <w:r>
-        <w:rPr>
-          <w:rStyle w:val="HTMLCode"/>
-        </w:rPr>
-        <w:t>api</w:t>
-      </w:r>
-      <w:proofErr w:type="spellEnd"/>
-      <w:r>
-        <w:rPr>
-          <w:rStyle w:val="HTMLCode"/>
-        </w:rPr>
-        <w:t>')</w:t>
+        <w:t>('/api')</w:t>
       </w:r>
       <w:r>
         <w:t xml:space="preserve"> </w:t>
@@ -5734,21 +5928,7 @@
         <w:rPr>
           <w:rStyle w:val="HTMLCode"/>
         </w:rPr>
-        <w:t>('/</w:t>
-      </w:r>
-      <w:proofErr w:type="spellStart"/>
-      <w:r>
-        <w:rPr>
-          <w:rStyle w:val="HTMLCode"/>
-        </w:rPr>
-        <w:t>api</w:t>
-      </w:r>
-      <w:proofErr w:type="spellEnd"/>
-      <w:r>
-        <w:rPr>
-          <w:rStyle w:val="HTMLCode"/>
-        </w:rPr>
-        <w:t>')</w:t>
+        <w:t>('/api')</w:t>
       </w:r>
     </w:p>
     <w:p>
@@ -5763,21 +5943,7 @@
         <w:rPr>
           <w:rStyle w:val="HTMLCode"/>
         </w:rPr>
-        <w:t>GET /</w:t>
-      </w:r>
-      <w:proofErr w:type="spellStart"/>
-      <w:r>
-        <w:rPr>
-          <w:rStyle w:val="HTMLCode"/>
-        </w:rPr>
-        <w:t>api</w:t>
-      </w:r>
-      <w:proofErr w:type="spellEnd"/>
-      <w:r>
-        <w:rPr>
-          <w:rStyle w:val="HTMLCode"/>
-        </w:rPr>
-        <w:t>/users</w:t>
+        <w:t>GET /api/users</w:t>
       </w:r>
       <w:r>
         <w:t xml:space="preserve"> → runs </w:t>
@@ -5794,21 +5960,7 @@
         <w:rPr>
           <w:rStyle w:val="HTMLCode"/>
         </w:rPr>
-        <w:t>('/</w:t>
-      </w:r>
-      <w:proofErr w:type="spellStart"/>
-      <w:r>
-        <w:rPr>
-          <w:rStyle w:val="HTMLCode"/>
-        </w:rPr>
-        <w:t>api</w:t>
-      </w:r>
-      <w:proofErr w:type="spellEnd"/>
-      <w:r>
-        <w:rPr>
-          <w:rStyle w:val="HTMLCode"/>
-        </w:rPr>
-        <w:t>')</w:t>
+        <w:t>('/api')</w:t>
       </w:r>
       <w:r>
         <w:t xml:space="preserve"> but </w:t>
@@ -5834,27 +5986,13 @@
         <w:rPr>
           <w:rStyle w:val="HTMLCode"/>
         </w:rPr>
-        <w:t>('/</w:t>
-      </w:r>
-      <w:proofErr w:type="spellStart"/>
-      <w:r>
-        <w:rPr>
-          <w:rStyle w:val="HTMLCode"/>
-        </w:rPr>
-        <w:t>api</w:t>
-      </w:r>
-      <w:proofErr w:type="spellEnd"/>
-      <w:r>
-        <w:rPr>
-          <w:rStyle w:val="HTMLCode"/>
-        </w:rPr>
-        <w:t>')</w:t>
+        <w:t>('/api')</w:t>
       </w:r>
     </w:p>
     <w:p>
       <w:r>
         <w:pict w14:anchorId="0D4DD1C0">
-          <v:rect id="_x0000_i1027" style="width:0;height:1.5pt" o:hralign="center" o:hrstd="t" o:hr="t" fillcolor="#a0a0a0" stroked="f"/>
+          <v:rect id="_x0000_i1026" style="width:0;height:1.5pt" o:hralign="center" o:hrstd="t" o:hr="t" fillcolor="#a0a0a0" stroked="f"/>
         </w:pict>
       </w:r>
     </w:p>
@@ -5876,6 +6014,7 @@
         <w:pStyle w:val="NormalWeb"/>
       </w:pPr>
       <w:proofErr w:type="spellStart"/>
+      <w:proofErr w:type="gramStart"/>
       <w:r>
         <w:rPr>
           <w:rStyle w:val="HTMLCode"/>
@@ -5887,44 +6026,51 @@
         <w:rPr>
           <w:rStyle w:val="HTMLCode"/>
         </w:rPr>
+        <w:t>(</w:t>
+      </w:r>
+      <w:proofErr w:type="gramEnd"/>
+      <w:r>
+        <w:rPr>
+          <w:rStyle w:val="HTMLCode"/>
+        </w:rPr>
+        <w:t>)</w:t>
+      </w:r>
+      <w:r>
+        <w:t xml:space="preserve"> → middleware for </w:t>
+      </w:r>
+      <w:r>
+        <w:rPr>
+          <w:rStyle w:val="Strong"/>
+        </w:rPr>
+        <w:t>all methods</w:t>
+      </w:r>
+      <w:r>
+        <w:t xml:space="preserve"> (often no response, just passes control)</w:t>
+      </w:r>
+      <w:r>
+        <w:br/>
+      </w:r>
+      <w:proofErr w:type="spellStart"/>
+      <w:r>
+        <w:rPr>
+          <w:rStyle w:val="HTMLCode"/>
+        </w:rPr>
+        <w:t>app.all</w:t>
+      </w:r>
+      <w:proofErr w:type="spellEnd"/>
+      <w:r>
+        <w:rPr>
+          <w:rStyle w:val="HTMLCode"/>
+        </w:rPr>
         <w:t>()</w:t>
       </w:r>
       <w:r>
-        <w:t xml:space="preserve"> → middleware for </w:t>
+        <w:t xml:space="preserve"> → final handler for </w:t>
       </w:r>
       <w:r>
         <w:rPr>
           <w:rStyle w:val="Strong"/>
         </w:rPr>
-        <w:t>all methods</w:t>
-      </w:r>
-      <w:r>
-        <w:t xml:space="preserve"> (often no response, just passes control)</w:t>
-      </w:r>
-      <w:r>
-        <w:br/>
-      </w:r>
-      <w:proofErr w:type="spellStart"/>
-      <w:r>
-        <w:rPr>
-          <w:rStyle w:val="HTMLCode"/>
-        </w:rPr>
-        <w:t>app.all</w:t>
-      </w:r>
-      <w:proofErr w:type="spellEnd"/>
-      <w:r>
-        <w:rPr>
-          <w:rStyle w:val="HTMLCode"/>
-        </w:rPr>
-        <w:t>()</w:t>
-      </w:r>
-      <w:r>
-        <w:t xml:space="preserve"> → final handler for </w:t>
-      </w:r>
-      <w:r>
-        <w:rPr>
-          <w:rStyle w:val="Strong"/>
-        </w:rPr>
         <w:t>all methods on that route</w:t>
       </w:r>
     </w:p>
@@ -5982,6 +6128,7 @@
         </w:rPr>
       </w:pPr>
       <w:proofErr w:type="spellStart"/>
+      <w:proofErr w:type="gramStart"/>
       <w:r>
         <w:rPr>
           <w:rStyle w:val="HTMLCode"/>
@@ -6001,6 +6148,7 @@
         </w:rPr>
         <w:t>(</w:t>
       </w:r>
+      <w:proofErr w:type="gramEnd"/>
       <w:r>
         <w:rPr>
           <w:rStyle w:val="hljs-function"/>
@@ -6079,6 +6227,7 @@
         <w:t>${</w:t>
       </w:r>
       <w:proofErr w:type="spellStart"/>
+      <w:proofErr w:type="gramStart"/>
       <w:r>
         <w:rPr>
           <w:rStyle w:val="hljs-subst"/>
@@ -6086,6 +6235,7 @@
         <w:t>req.method</w:t>
       </w:r>
       <w:proofErr w:type="spellEnd"/>
+      <w:proofErr w:type="gramEnd"/>
       <w:r>
         <w:rPr>
           <w:rStyle w:val="hljs-subst"/>
@@ -6124,6 +6274,7 @@
         </w:rPr>
         <w:t xml:space="preserve">  </w:t>
       </w:r>
+      <w:proofErr w:type="gramStart"/>
       <w:r>
         <w:rPr>
           <w:rStyle w:val="hljs-title"/>
@@ -6134,7 +6285,14 @@
         <w:rPr>
           <w:rStyle w:val="HTMLCode"/>
         </w:rPr>
-        <w:t xml:space="preserve">(); </w:t>
+        <w:t>(</w:t>
+      </w:r>
+      <w:proofErr w:type="gramEnd"/>
+      <w:r>
+        <w:rPr>
+          <w:rStyle w:val="HTMLCode"/>
+        </w:rPr>
+        <w:t xml:space="preserve">); </w:t>
       </w:r>
       <w:r>
         <w:rPr>
@@ -6169,6 +6327,7 @@
       <w:pPr>
         <w:pStyle w:val="NormalWeb"/>
       </w:pPr>
+      <w:proofErr w:type="gramStart"/>
       <w:r>
         <w:rPr>
           <w:rFonts w:hAnsi="Symbol"/>
@@ -6176,7 +6335,11 @@
         <w:t></w:t>
       </w:r>
       <w:r>
-        <w:t xml:space="preserve">  This middleware runs </w:t>
+        <w:t xml:space="preserve">  This</w:t>
+      </w:r>
+      <w:proofErr w:type="gramEnd"/>
+      <w:r>
+        <w:t xml:space="preserve"> middleware runs </w:t>
       </w:r>
       <w:r>
         <w:rPr>
@@ -6192,6 +6355,7 @@
       <w:pPr>
         <w:pStyle w:val="NormalWeb"/>
       </w:pPr>
+      <w:proofErr w:type="gramStart"/>
       <w:r>
         <w:rPr>
           <w:rFonts w:hAnsi="Symbol"/>
@@ -6199,13 +6363,18 @@
         <w:t></w:t>
       </w:r>
       <w:r>
-        <w:t xml:space="preserve">  Purpose: Just logs request info.</w:t>
+        <w:t xml:space="preserve">  Purpose</w:t>
+      </w:r>
+      <w:proofErr w:type="gramEnd"/>
+      <w:r>
+        <w:t>: Just logs request info.</w:t>
       </w:r>
     </w:p>
     <w:p>
       <w:pPr>
         <w:pStyle w:val="NormalWeb"/>
       </w:pPr>
+      <w:proofErr w:type="gramStart"/>
       <w:r>
         <w:rPr>
           <w:rFonts w:hAnsi="Symbol"/>
@@ -6213,7 +6382,11 @@
         <w:t></w:t>
       </w:r>
       <w:r>
-        <w:t xml:space="preserve">  It </w:t>
+        <w:t xml:space="preserve">  It</w:t>
+      </w:r>
+      <w:proofErr w:type="gramEnd"/>
+      <w:r>
+        <w:t xml:space="preserve"> </w:t>
       </w:r>
       <w:r>
         <w:rPr>
@@ -6241,54 +6414,61 @@
           <w:rStyle w:val="HTMLCode"/>
         </w:rPr>
       </w:pPr>
+    </w:p>
+    <w:p>
+      <w:pPr>
+        <w:pStyle w:val="HTMLPreformatted"/>
+        <w:rPr>
+          <w:rStyle w:val="HTMLCode"/>
+        </w:rPr>
+      </w:pPr>
+    </w:p>
+    <w:p>
+      <w:pPr>
+        <w:pStyle w:val="HTMLPreformatted"/>
+        <w:rPr>
+          <w:rStyle w:val="HTMLCode"/>
+        </w:rPr>
+      </w:pPr>
+      <w:r>
+        <w:rPr>
+          <w:rStyle w:val="hljs-comment"/>
+        </w:rPr>
+        <w:lastRenderedPageBreak/>
+        <w:t xml:space="preserve">// </w:t>
+      </w:r>
+      <w:proofErr w:type="spellStart"/>
+      <w:r>
+        <w:rPr>
+          <w:rStyle w:val="hljs-comment"/>
+        </w:rPr>
+        <w:t>app.all</w:t>
+      </w:r>
+      <w:proofErr w:type="spellEnd"/>
+      <w:r>
+        <w:rPr>
+          <w:rStyle w:val="hljs-comment"/>
+        </w:rPr>
+        <w:t xml:space="preserve"> to</w:t>
+      </w:r>
       <w:bookmarkStart w:id="0" w:name="_GoBack"/>
       <w:bookmarkEnd w:id="0"/>
-    </w:p>
-    <w:p>
-      <w:pPr>
-        <w:pStyle w:val="HTMLPreformatted"/>
-        <w:rPr>
-          <w:rStyle w:val="HTMLCode"/>
-        </w:rPr>
-      </w:pPr>
-    </w:p>
-    <w:p>
-      <w:pPr>
-        <w:pStyle w:val="HTMLPreformatted"/>
-        <w:rPr>
-          <w:rStyle w:val="HTMLCode"/>
-        </w:rPr>
-      </w:pPr>
       <w:r>
         <w:rPr>
           <w:rStyle w:val="hljs-comment"/>
         </w:rPr>
-        <w:lastRenderedPageBreak/>
-        <w:t xml:space="preserve">// </w:t>
-      </w:r>
-      <w:proofErr w:type="spellStart"/>
-      <w:r>
-        <w:rPr>
-          <w:rStyle w:val="hljs-comment"/>
-        </w:rPr>
-        <w:t>app.all</w:t>
-      </w:r>
-      <w:proofErr w:type="spellEnd"/>
-      <w:r>
-        <w:rPr>
-          <w:rStyle w:val="hljs-comment"/>
-        </w:rPr>
-        <w:t xml:space="preserve"> to block a path regardless of method</w:t>
-      </w:r>
-    </w:p>
-    <w:p>
-      <w:pPr>
-        <w:pStyle w:val="HTMLPreformatted"/>
-        <w:rPr>
-          <w:rStyle w:val="HTMLCode"/>
-        </w:rPr>
-      </w:pPr>
-      <w:proofErr w:type="spellStart"/>
+        <w:t xml:space="preserve"> block a path regardless of method</w:t>
+      </w:r>
+    </w:p>
+    <w:p>
+      <w:pPr>
+        <w:pStyle w:val="HTMLPreformatted"/>
+        <w:rPr>
+          <w:rStyle w:val="HTMLCode"/>
+        </w:rPr>
+      </w:pPr>
+      <w:proofErr w:type="spellStart"/>
+      <w:proofErr w:type="gramStart"/>
       <w:r>
         <w:rPr>
           <w:rStyle w:val="HTMLCode"/>
@@ -6308,6 +6488,7 @@
         </w:rPr>
         <w:t>(</w:t>
       </w:r>
+      <w:proofErr w:type="gramEnd"/>
       <w:r>
         <w:rPr>
           <w:rStyle w:val="hljs-string"/>
@@ -6361,6 +6542,7 @@
         <w:t xml:space="preserve">  </w:t>
       </w:r>
       <w:proofErr w:type="spellStart"/>
+      <w:proofErr w:type="gramStart"/>
       <w:r>
         <w:rPr>
           <w:rStyle w:val="HTMLCode"/>
@@ -6374,6 +6556,7 @@
         <w:t>status</w:t>
       </w:r>
       <w:proofErr w:type="spellEnd"/>
+      <w:proofErr w:type="gramEnd"/>
       <w:r>
         <w:rPr>
           <w:rStyle w:val="HTMLCode"/>
@@ -6458,7 +6641,10 @@
         <w:t></w:t>
       </w:r>
       <w:r>
-        <w:t xml:space="preserve">  This is a </w:t>
+        <w:t xml:space="preserve"> This</w:t>
+      </w:r>
+      <w:r>
+        <w:t xml:space="preserve"> is a </w:t>
       </w:r>
       <w:r>
         <w:rPr>
@@ -6490,7 +6676,10 @@
         <w:t></w:t>
       </w:r>
       <w:r>
-        <w:t xml:space="preserve">  It runs </w:t>
+        <w:t xml:space="preserve"> It</w:t>
+      </w:r>
+      <w:r>
+        <w:t xml:space="preserve"> runs </w:t>
       </w:r>
       <w:r>
         <w:rPr>
@@ -6558,7 +6747,10 @@
         <w:t></w:t>
       </w:r>
       <w:r>
-        <w:t xml:space="preserve">  Purpose: Send the same “Service down” response for any method hitting that path.</w:t>
+        <w:t xml:space="preserve"> Purpose</w:t>
+      </w:r>
+      <w:r>
+        <w:t>: Send the same “Service down” response for any method hitting that path.</w:t>
       </w:r>
     </w:p>
     <w:p>
@@ -6572,13 +6764,22 @@
         <w:t></w:t>
       </w:r>
       <w:r>
-        <w:t xml:space="preserve">  Once it sends the response, the request ends — it doesn’t call </w:t>
-      </w:r>
-      <w:r>
-        <w:rPr>
-          <w:rStyle w:val="HTMLCode"/>
-        </w:rPr>
-        <w:t>next()</w:t>
+        <w:t xml:space="preserve"> Once</w:t>
+      </w:r>
+      <w:r>
+        <w:t xml:space="preserve"> it sends the response, the request ends — it doesn’t call </w:t>
+      </w:r>
+      <w:r>
+        <w:rPr>
+          <w:rStyle w:val="HTMLCode"/>
+        </w:rPr>
+        <w:t>next (</w:t>
+      </w:r>
+      <w:r>
+        <w:rPr>
+          <w:rStyle w:val="HTMLCode"/>
+        </w:rPr>
+        <w:t>)</w:t>
       </w:r>
       <w:r>
         <w:t>.</w:t>
@@ -6595,7 +6796,7 @@
     <w:p>
       <w:r>
         <w:pict w14:anchorId="7D746B78">
-          <v:rect id="_x0000_i1028" style="width:0;height:1.5pt" o:hralign="center" o:hrstd="t" o:hr="t" fillcolor="#a0a0a0" stroked="f"/>
+          <v:rect id="_x0000_i1027" style="width:0;height:1.5pt" o:hralign="center" o:hrstd="t" o:hr="t" fillcolor="#a0a0a0" stroked="f"/>
         </w:pict>
       </w:r>
     </w:p>
@@ -6617,6 +6818,7 @@
         <w:pStyle w:val="NormalWeb"/>
       </w:pPr>
       <w:proofErr w:type="spellStart"/>
+      <w:proofErr w:type="gramStart"/>
       <w:r>
         <w:rPr>
           <w:rStyle w:val="HTMLCode"/>
@@ -6628,179 +6830,202 @@
         <w:rPr>
           <w:rStyle w:val="HTMLCode"/>
         </w:rPr>
+        <w:t>(</w:t>
+      </w:r>
+      <w:proofErr w:type="gramEnd"/>
+      <w:r>
+        <w:rPr>
+          <w:rStyle w:val="HTMLCode"/>
+        </w:rPr>
+        <w:t>)</w:t>
+      </w:r>
+      <w:r>
+        <w:t xml:space="preserve"> can run </w:t>
+      </w:r>
+      <w:r>
+        <w:rPr>
+          <w:rStyle w:val="Strong"/>
+        </w:rPr>
+        <w:t>before</w:t>
+      </w:r>
+      <w:r>
+        <w:t xml:space="preserve"> other routes (acts globally or on prefixes)</w:t>
+      </w:r>
+      <w:r>
+        <w:br/>
+      </w:r>
+      <w:proofErr w:type="spellStart"/>
+      <w:r>
+        <w:rPr>
+          <w:rStyle w:val="HTMLCode"/>
+        </w:rPr>
+        <w:t>app.all</w:t>
+      </w:r>
+      <w:proofErr w:type="spellEnd"/>
+      <w:r>
+        <w:rPr>
+          <w:rStyle w:val="HTMLCode"/>
+        </w:rPr>
         <w:t>()</w:t>
       </w:r>
       <w:r>
-        <w:t xml:space="preserve"> can run </w:t>
+        <w:t xml:space="preserve"> </w:t>
       </w:r>
       <w:r>
         <w:rPr>
           <w:rStyle w:val="Strong"/>
         </w:rPr>
-        <w:t>before</w:t>
-      </w:r>
-      <w:r>
-        <w:t xml:space="preserve"> other routes (acts globally or on prefixes)</w:t>
-      </w:r>
-      <w:r>
-        <w:br/>
-      </w:r>
-      <w:proofErr w:type="spellStart"/>
-      <w:r>
-        <w:rPr>
-          <w:rStyle w:val="HTMLCode"/>
-        </w:rPr>
-        <w:t>app.all</w:t>
-      </w:r>
-      <w:proofErr w:type="spellEnd"/>
-      <w:r>
-        <w:rPr>
-          <w:rStyle w:val="HTMLCode"/>
-        </w:rPr>
-        <w:t>()</w:t>
-      </w:r>
-      <w:r>
+        <w:t>is a route</w:t>
+      </w:r>
+      <w:r>
+        <w:t xml:space="preserve"> — if matched and sends a response, request ends there.</w:t>
+      </w:r>
+    </w:p>
+    <w:p>
+      <w:pPr>
+        <w:pStyle w:val="HTMLPreformatted"/>
+      </w:pPr>
+      <w:r>
+        <w:t>js</w:t>
+      </w:r>
+    </w:p>
+    <w:p>
+      <w:pPr>
+        <w:pStyle w:val="HTMLPreformatted"/>
+      </w:pPr>
+      <w:proofErr w:type="spellStart"/>
+      <w:r>
+        <w:t>CopyEdit</w:t>
+      </w:r>
+      <w:proofErr w:type="spellEnd"/>
+    </w:p>
+    <w:p>
+      <w:pPr>
+        <w:pStyle w:val="HTMLPreformatted"/>
+        <w:rPr>
+          <w:rStyle w:val="HTMLCode"/>
+        </w:rPr>
+      </w:pPr>
+      <w:r>
+        <w:rPr>
+          <w:rStyle w:val="hljs-comment"/>
+        </w:rPr>
+        <w:t>// Prefix middleware</w:t>
+      </w:r>
+    </w:p>
+    <w:p>
+      <w:pPr>
+        <w:pStyle w:val="HTMLPreformatted"/>
+        <w:rPr>
+          <w:rStyle w:val="HTMLCode"/>
+        </w:rPr>
+      </w:pPr>
+      <w:proofErr w:type="spellStart"/>
+      <w:proofErr w:type="gramStart"/>
+      <w:r>
+        <w:rPr>
+          <w:rStyle w:val="HTMLCode"/>
+        </w:rPr>
+        <w:t>app.</w:t>
+      </w:r>
+      <w:r>
+        <w:rPr>
+          <w:rStyle w:val="hljs-title"/>
+        </w:rPr>
+        <w:t>use</w:t>
+      </w:r>
+      <w:proofErr w:type="spellEnd"/>
+      <w:r>
+        <w:rPr>
+          <w:rStyle w:val="HTMLCode"/>
+        </w:rPr>
+        <w:t>(</w:t>
+      </w:r>
+      <w:proofErr w:type="gramEnd"/>
+      <w:r>
+        <w:rPr>
+          <w:rStyle w:val="hljs-string"/>
+        </w:rPr>
+        <w:t>"/secure"</w:t>
+      </w:r>
+      <w:r>
+        <w:rPr>
+          <w:rStyle w:val="HTMLCode"/>
+        </w:rPr>
+        <w:t xml:space="preserve">, </w:t>
+      </w:r>
+      <w:r>
+        <w:rPr>
+          <w:rStyle w:val="hljs-function"/>
+        </w:rPr>
+        <w:t>(</w:t>
+      </w:r>
+      <w:proofErr w:type="spellStart"/>
+      <w:r>
+        <w:rPr>
+          <w:rStyle w:val="hljs-params"/>
+        </w:rPr>
+        <w:t>req</w:t>
+      </w:r>
+      <w:proofErr w:type="spellEnd"/>
+      <w:r>
+        <w:rPr>
+          <w:rStyle w:val="hljs-params"/>
+        </w:rPr>
+        <w:t>, res, next</w:t>
+      </w:r>
+      <w:r>
+        <w:rPr>
+          <w:rStyle w:val="HTMLCode"/>
+        </w:rPr>
+        <w:t>) =&gt; {</w:t>
+      </w:r>
+    </w:p>
+    <w:p>
+      <w:pPr>
+        <w:pStyle w:val="HTMLPreformatted"/>
+        <w:rPr>
+          <w:rStyle w:val="HTMLCode"/>
+        </w:rPr>
+      </w:pPr>
+      <w:r>
+        <w:rPr>
+          <w:rStyle w:val="HTMLCode"/>
+        </w:rPr>
+        <w:t xml:space="preserve">  </w:t>
+      </w:r>
+      <w:r>
+        <w:rPr>
+          <w:rStyle w:val="hljs-keyword"/>
+        </w:rPr>
+        <w:t>if</w:t>
+      </w:r>
+      <w:r>
+        <w:rPr>
+          <w:rStyle w:val="HTMLCode"/>
+        </w:rPr>
         <w:t xml:space="preserve"> </w:t>
       </w:r>
-      <w:r>
-        <w:rPr>
-          <w:rStyle w:val="Strong"/>
-        </w:rPr>
-        <w:t>is a route</w:t>
-      </w:r>
-      <w:r>
-        <w:t xml:space="preserve"> — if matched and sends a response, request ends there.</w:t>
-      </w:r>
-    </w:p>
-    <w:p>
-      <w:pPr>
-        <w:pStyle w:val="HTMLPreformatted"/>
-      </w:pPr>
-      <w:r>
-        <w:t>js</w:t>
-      </w:r>
-    </w:p>
-    <w:p>
-      <w:pPr>
-        <w:pStyle w:val="HTMLPreformatted"/>
-      </w:pPr>
-      <w:proofErr w:type="spellStart"/>
-      <w:r>
-        <w:t>CopyEdit</w:t>
-      </w:r>
-      <w:proofErr w:type="spellEnd"/>
-    </w:p>
-    <w:p>
-      <w:pPr>
-        <w:pStyle w:val="HTMLPreformatted"/>
-        <w:rPr>
-          <w:rStyle w:val="HTMLCode"/>
-        </w:rPr>
-      </w:pPr>
-      <w:r>
-        <w:rPr>
-          <w:rStyle w:val="hljs-comment"/>
-        </w:rPr>
-        <w:t>// Prefix middleware</w:t>
-      </w:r>
-    </w:p>
-    <w:p>
-      <w:pPr>
-        <w:pStyle w:val="HTMLPreformatted"/>
-        <w:rPr>
-          <w:rStyle w:val="HTMLCode"/>
-        </w:rPr>
-      </w:pPr>
-      <w:proofErr w:type="spellStart"/>
-      <w:r>
-        <w:rPr>
-          <w:rStyle w:val="HTMLCode"/>
-        </w:rPr>
-        <w:t>app.</w:t>
-      </w:r>
-      <w:r>
-        <w:rPr>
-          <w:rStyle w:val="hljs-title"/>
-        </w:rPr>
-        <w:t>use</w:t>
-      </w:r>
-      <w:proofErr w:type="spellEnd"/>
-      <w:r>
-        <w:rPr>
-          <w:rStyle w:val="HTMLCode"/>
-        </w:rPr>
-        <w:t>(</w:t>
-      </w:r>
-      <w:r>
-        <w:rPr>
-          <w:rStyle w:val="hljs-string"/>
-        </w:rPr>
-        <w:t>"/secure"</w:t>
-      </w:r>
-      <w:r>
-        <w:rPr>
-          <w:rStyle w:val="HTMLCode"/>
-        </w:rPr>
-        <w:t xml:space="preserve">, </w:t>
-      </w:r>
-      <w:r>
-        <w:rPr>
-          <w:rStyle w:val="hljs-function"/>
-        </w:rPr>
-        <w:t>(</w:t>
-      </w:r>
-      <w:proofErr w:type="spellStart"/>
-      <w:r>
-        <w:rPr>
-          <w:rStyle w:val="hljs-params"/>
+      <w:proofErr w:type="gramStart"/>
+      <w:r>
+        <w:rPr>
+          <w:rStyle w:val="HTMLCode"/>
+        </w:rPr>
+        <w:t>(!</w:t>
+      </w:r>
+      <w:proofErr w:type="spellStart"/>
+      <w:r>
+        <w:rPr>
+          <w:rStyle w:val="HTMLCode"/>
         </w:rPr>
         <w:t>req</w:t>
       </w:r>
-      <w:proofErr w:type="spellEnd"/>
-      <w:r>
-        <w:rPr>
-          <w:rStyle w:val="hljs-params"/>
-        </w:rPr>
-        <w:t>, res, next</w:t>
-      </w:r>
-      <w:r>
-        <w:rPr>
-          <w:rStyle w:val="HTMLCode"/>
-        </w:rPr>
-        <w:t>) =&gt; {</w:t>
-      </w:r>
-    </w:p>
-    <w:p>
-      <w:pPr>
-        <w:pStyle w:val="HTMLPreformatted"/>
-        <w:rPr>
-          <w:rStyle w:val="HTMLCode"/>
-        </w:rPr>
-      </w:pPr>
-      <w:r>
-        <w:rPr>
-          <w:rStyle w:val="HTMLCode"/>
-        </w:rPr>
-        <w:t xml:space="preserve">  </w:t>
-      </w:r>
-      <w:r>
-        <w:rPr>
-          <w:rStyle w:val="hljs-keyword"/>
-        </w:rPr>
-        <w:t>if</w:t>
-      </w:r>
-      <w:r>
-        <w:rPr>
-          <w:rStyle w:val="HTMLCode"/>
-        </w:rPr>
-        <w:t xml:space="preserve"> (!</w:t>
-      </w:r>
-      <w:proofErr w:type="spellStart"/>
-      <w:r>
-        <w:rPr>
-          <w:rStyle w:val="HTMLCode"/>
-        </w:rPr>
-        <w:t>req.</w:t>
+      <w:proofErr w:type="gramEnd"/>
+      <w:r>
+        <w:rPr>
+          <w:rStyle w:val="HTMLCode"/>
+        </w:rPr>
+        <w:t>.</w:t>
       </w:r>
       <w:r>
         <w:rPr>
@@ -6911,6 +7136,7 @@
         </w:rPr>
         <w:t xml:space="preserve">  </w:t>
       </w:r>
+      <w:proofErr w:type="gramStart"/>
       <w:r>
         <w:rPr>
           <w:rStyle w:val="hljs-title"/>
@@ -6921,7 +7147,14 @@
         <w:rPr>
           <w:rStyle w:val="HTMLCode"/>
         </w:rPr>
-        <w:t>();</w:t>
+        <w:t>(</w:t>
+      </w:r>
+      <w:proofErr w:type="gramEnd"/>
+      <w:r>
+        <w:rPr>
+          <w:rStyle w:val="HTMLCode"/>
+        </w:rPr>
+        <w:t>);</w:t>
       </w:r>
     </w:p>
     <w:p>
@@ -6968,6 +7201,7 @@
         </w:rPr>
       </w:pPr>
       <w:proofErr w:type="spellStart"/>
+      <w:proofErr w:type="gramStart"/>
       <w:r>
         <w:rPr>
           <w:rStyle w:val="HTMLCode"/>
@@ -6987,6 +7221,7 @@
         </w:rPr>
         <w:t>(</w:t>
       </w:r>
+      <w:proofErr w:type="gramEnd"/>
       <w:r>
         <w:rPr>
           <w:rStyle w:val="hljs-string"/>
@@ -7040,6 +7275,7 @@
         <w:t xml:space="preserve">  </w:t>
       </w:r>
       <w:proofErr w:type="spellStart"/>
+      <w:proofErr w:type="gramStart"/>
       <w:r>
         <w:rPr>
           <w:rStyle w:val="HTMLCode"/>
@@ -7053,6 +7289,7 @@
         <w:t>send</w:t>
       </w:r>
       <w:proofErr w:type="spellEnd"/>
+      <w:proofErr w:type="gramEnd"/>
       <w:r>
         <w:rPr>
           <w:rStyle w:val="HTMLCode"/>
@@ -7102,6 +7339,7 @@
         </w:rPr>
       </w:pPr>
       <w:proofErr w:type="spellStart"/>
+      <w:proofErr w:type="gramStart"/>
       <w:r>
         <w:rPr>
           <w:rStyle w:val="HTMLCode"/>
@@ -7121,6 +7359,7 @@
         </w:rPr>
         <w:t>(</w:t>
       </w:r>
+      <w:proofErr w:type="gramEnd"/>
       <w:r>
         <w:rPr>
           <w:rStyle w:val="hljs-string"/>
@@ -7174,6 +7413,7 @@
         <w:t xml:space="preserve">  </w:t>
       </w:r>
       <w:proofErr w:type="spellStart"/>
+      <w:proofErr w:type="gramStart"/>
       <w:r>
         <w:rPr>
           <w:rStyle w:val="HTMLCode"/>
@@ -7187,6 +7427,7 @@
         <w:t>send</w:t>
       </w:r>
       <w:proofErr w:type="spellEnd"/>
+      <w:proofErr w:type="gramEnd"/>
       <w:r>
         <w:rPr>
           <w:rStyle w:val="HTMLCode"/>
@@ -7332,7 +7573,7 @@
     <w:p>
       <w:r>
         <w:pict w14:anchorId="764BC7B0">
-          <v:rect id="_x0000_i1029" style="width:0;height:1.5pt" o:hralign="center" o:hrstd="t" o:hr="t" fillcolor="#a0a0a0" stroked="f"/>
+          <v:rect id="_x0000_i1028" style="width:0;height:1.5pt" o:hralign="center" o:hrstd="t" o:hr="t" fillcolor="#a0a0a0" stroked="f"/>
         </w:pict>
       </w:r>
     </w:p>
@@ -7362,6 +7603,7 @@
       <w:pPr>
         <w:pStyle w:val="NormalWeb"/>
       </w:pPr>
+      <w:proofErr w:type="gramStart"/>
       <w:r>
         <w:rPr>
           <w:rFonts w:hAnsi="Symbol"/>
@@ -7382,6 +7624,7 @@
         <w:t>app.use</w:t>
       </w:r>
       <w:proofErr w:type="spellEnd"/>
+      <w:proofErr w:type="gramEnd"/>
       <w:r>
         <w:rPr>
           <w:rStyle w:val="HTMLCode"/>
@@ -7416,6 +7659,7 @@
       <w:pPr>
         <w:pStyle w:val="NormalWeb"/>
       </w:pPr>
+      <w:proofErr w:type="gramStart"/>
       <w:r>
         <w:rPr>
           <w:rFonts w:hAnsi="Symbol"/>
@@ -7435,6 +7679,7 @@
         <w:t>app.all</w:t>
       </w:r>
       <w:proofErr w:type="spellEnd"/>
+      <w:proofErr w:type="gramEnd"/>
       <w:r>
         <w:rPr>
           <w:rStyle w:val="HTMLCode"/>
@@ -7688,6 +7933,7 @@
         </w:rPr>
       </w:pPr>
       <w:proofErr w:type="spellStart"/>
+      <w:proofErr w:type="gramStart"/>
       <w:r>
         <w:rPr>
           <w:rFonts w:ascii="Courier New" w:eastAsia="Times New Roman" w:hAnsi="Courier New" w:cs="Courier New"/>
@@ -7705,9 +7951,9 @@
           <w:szCs w:val="20"/>
           <w:lang w:eastAsia="en-IN"/>
         </w:rPr>
-        <w:t>("/</w:t>
-      </w:r>
-      <w:proofErr w:type="spellStart"/>
+        <w:t>(</w:t>
+      </w:r>
+      <w:proofErr w:type="gramEnd"/>
       <w:r>
         <w:rPr>
           <w:rFonts w:ascii="Courier New" w:eastAsia="Times New Roman" w:hAnsi="Courier New" w:cs="Courier New"/>
@@ -7715,17 +7961,7 @@
           <w:szCs w:val="20"/>
           <w:lang w:eastAsia="en-IN"/>
         </w:rPr>
-        <w:t>api</w:t>
-      </w:r>
-      <w:proofErr w:type="spellEnd"/>
-      <w:r>
-        <w:rPr>
-          <w:rFonts w:ascii="Courier New" w:eastAsia="Times New Roman" w:hAnsi="Courier New" w:cs="Courier New"/>
-          <w:sz w:val="20"/>
-          <w:szCs w:val="20"/>
-          <w:lang w:eastAsia="en-IN"/>
-        </w:rPr>
-        <w:t>", mw);</w:t>
+        <w:t>"/api", mw);</w:t>
       </w:r>
     </w:p>
     <w:p>
@@ -7770,19 +8006,8 @@
           <w:szCs w:val="20"/>
           <w:lang w:eastAsia="en-IN"/>
         </w:rPr>
-        <w:t>/</w:t>
-      </w:r>
-      <w:proofErr w:type="spellStart"/>
-      <w:r>
-        <w:rPr>
-          <w:rFonts w:ascii="Courier New" w:eastAsia="Times New Roman" w:hAnsi="Courier New" w:cs="Courier New"/>
-          <w:sz w:val="20"/>
-          <w:szCs w:val="20"/>
-          <w:lang w:eastAsia="en-IN"/>
-        </w:rPr>
-        <w:t>api</w:t>
-      </w:r>
-      <w:proofErr w:type="spellEnd"/>
+        <w:t>/api</w:t>
+      </w:r>
     </w:p>
     <w:p>
       <w:pPr>
@@ -7805,27 +8030,7 @@
           <w:szCs w:val="20"/>
           <w:lang w:eastAsia="en-IN"/>
         </w:rPr>
-        <w:t>/</w:t>
-      </w:r>
-      <w:proofErr w:type="spellStart"/>
-      <w:r>
-        <w:rPr>
-          <w:rFonts w:ascii="Courier New" w:eastAsia="Times New Roman" w:hAnsi="Courier New" w:cs="Courier New"/>
-          <w:sz w:val="20"/>
-          <w:szCs w:val="20"/>
-          <w:lang w:eastAsia="en-IN"/>
-        </w:rPr>
-        <w:t>api</w:t>
-      </w:r>
-      <w:proofErr w:type="spellEnd"/>
-      <w:r>
-        <w:rPr>
-          <w:rFonts w:ascii="Courier New" w:eastAsia="Times New Roman" w:hAnsi="Courier New" w:cs="Courier New"/>
-          <w:sz w:val="20"/>
-          <w:szCs w:val="20"/>
-          <w:lang w:eastAsia="en-IN"/>
-        </w:rPr>
-        <w:t>/</w:t>
+        <w:t>/api/</w:t>
       </w:r>
     </w:p>
     <w:p>
@@ -7849,27 +8054,7 @@
           <w:szCs w:val="20"/>
           <w:lang w:eastAsia="en-IN"/>
         </w:rPr>
-        <w:t>/</w:t>
-      </w:r>
-      <w:proofErr w:type="spellStart"/>
-      <w:r>
-        <w:rPr>
-          <w:rFonts w:ascii="Courier New" w:eastAsia="Times New Roman" w:hAnsi="Courier New" w:cs="Courier New"/>
-          <w:sz w:val="20"/>
-          <w:szCs w:val="20"/>
-          <w:lang w:eastAsia="en-IN"/>
-        </w:rPr>
-        <w:t>api</w:t>
-      </w:r>
-      <w:proofErr w:type="spellEnd"/>
-      <w:r>
-        <w:rPr>
-          <w:rFonts w:ascii="Courier New" w:eastAsia="Times New Roman" w:hAnsi="Courier New" w:cs="Courier New"/>
-          <w:sz w:val="20"/>
-          <w:szCs w:val="20"/>
-          <w:lang w:eastAsia="en-IN"/>
-        </w:rPr>
-        <w:t>/users</w:t>
+        <w:t>/api/users</w:t>
       </w:r>
     </w:p>
     <w:p>
@@ -7893,27 +8078,7 @@
           <w:szCs w:val="20"/>
           <w:lang w:eastAsia="en-IN"/>
         </w:rPr>
-        <w:t>/</w:t>
-      </w:r>
-      <w:proofErr w:type="spellStart"/>
-      <w:r>
-        <w:rPr>
-          <w:rFonts w:ascii="Courier New" w:eastAsia="Times New Roman" w:hAnsi="Courier New" w:cs="Courier New"/>
-          <w:sz w:val="20"/>
-          <w:szCs w:val="20"/>
-          <w:lang w:eastAsia="en-IN"/>
-        </w:rPr>
-        <w:t>api</w:t>
-      </w:r>
-      <w:proofErr w:type="spellEnd"/>
-      <w:r>
-        <w:rPr>
-          <w:rFonts w:ascii="Courier New" w:eastAsia="Times New Roman" w:hAnsi="Courier New" w:cs="Courier New"/>
-          <w:sz w:val="20"/>
-          <w:szCs w:val="20"/>
-          <w:lang w:eastAsia="en-IN"/>
-        </w:rPr>
-        <w:t>/v1/products</w:t>
+        <w:t>/api/v1/products</w:t>
       </w:r>
       <w:r>
         <w:rPr>
@@ -7970,19 +8135,8 @@
           <w:szCs w:val="20"/>
           <w:lang w:eastAsia="en-IN"/>
         </w:rPr>
-        <w:t>/</w:t>
-      </w:r>
-      <w:proofErr w:type="spellStart"/>
-      <w:r>
-        <w:rPr>
-          <w:rFonts w:ascii="Courier New" w:eastAsia="Times New Roman" w:hAnsi="Courier New" w:cs="Courier New"/>
-          <w:sz w:val="20"/>
-          <w:szCs w:val="20"/>
-          <w:lang w:eastAsia="en-IN"/>
-        </w:rPr>
-        <w:t>api</w:t>
-      </w:r>
-      <w:proofErr w:type="spellEnd"/>
+        <w:t>/api</w:t>
+      </w:r>
       <w:r>
         <w:rPr>
           <w:rFonts w:ascii="Times New Roman" w:eastAsia="Times New Roman" w:hAnsi="Times New Roman" w:cs="Times New Roman"/>
@@ -8011,7 +8165,7 @@
           <w:lang w:eastAsia="en-IN"/>
         </w:rPr>
         <w:pict w14:anchorId="09CF96F6">
-          <v:rect id="_x0000_i1033" style="width:0;height:1.5pt" o:hralign="center" o:hrstd="t" o:hr="t" fillcolor="#a0a0a0" stroked="f"/>
+          <v:rect id="_x0000_i1029" style="width:0;height:1.5pt" o:hralign="center" o:hrstd="t" o:hr="t" fillcolor="#a0a0a0" stroked="f"/>
         </w:pict>
       </w:r>
     </w:p>
@@ -8190,6 +8344,7 @@
         </w:rPr>
       </w:pPr>
       <w:proofErr w:type="spellStart"/>
+      <w:proofErr w:type="gramStart"/>
       <w:r>
         <w:rPr>
           <w:rFonts w:ascii="Courier New" w:eastAsia="Times New Roman" w:hAnsi="Courier New" w:cs="Courier New"/>
@@ -8207,9 +8362,9 @@
           <w:szCs w:val="20"/>
           <w:lang w:eastAsia="en-IN"/>
         </w:rPr>
-        <w:t>("/</w:t>
-      </w:r>
-      <w:proofErr w:type="spellStart"/>
+        <w:t>(</w:t>
+      </w:r>
+      <w:proofErr w:type="gramEnd"/>
       <w:r>
         <w:rPr>
           <w:rFonts w:ascii="Courier New" w:eastAsia="Times New Roman" w:hAnsi="Courier New" w:cs="Courier New"/>
@@ -8217,17 +8372,7 @@
           <w:szCs w:val="20"/>
           <w:lang w:eastAsia="en-IN"/>
         </w:rPr>
-        <w:t>api</w:t>
-      </w:r>
-      <w:proofErr w:type="spellEnd"/>
-      <w:r>
-        <w:rPr>
-          <w:rFonts w:ascii="Courier New" w:eastAsia="Times New Roman" w:hAnsi="Courier New" w:cs="Courier New"/>
-          <w:sz w:val="20"/>
-          <w:szCs w:val="20"/>
-          <w:lang w:eastAsia="en-IN"/>
-        </w:rPr>
-        <w:t>", handler);</w:t>
+        <w:t>"/api", handler);</w:t>
       </w:r>
     </w:p>
     <w:p>
@@ -8272,19 +8417,8 @@
           <w:szCs w:val="20"/>
           <w:lang w:eastAsia="en-IN"/>
         </w:rPr>
-        <w:t>/</w:t>
-      </w:r>
-      <w:proofErr w:type="spellStart"/>
-      <w:r>
-        <w:rPr>
-          <w:rFonts w:ascii="Courier New" w:eastAsia="Times New Roman" w:hAnsi="Courier New" w:cs="Courier New"/>
-          <w:sz w:val="20"/>
-          <w:szCs w:val="20"/>
-          <w:lang w:eastAsia="en-IN"/>
-        </w:rPr>
-        <w:t>api</w:t>
-      </w:r>
-      <w:proofErr w:type="spellEnd"/>
+        <w:t>/api</w:t>
+      </w:r>
     </w:p>
     <w:p>
       <w:pPr>
@@ -8307,9 +8441,53 @@
           <w:szCs w:val="20"/>
           <w:lang w:eastAsia="en-IN"/>
         </w:rPr>
-        <w:t>/</w:t>
-      </w:r>
-      <w:proofErr w:type="spellStart"/>
+        <w:t>/api/</w:t>
+      </w:r>
+      <w:r>
+        <w:rPr>
+          <w:rFonts w:ascii="Times New Roman" w:eastAsia="Times New Roman" w:hAnsi="Times New Roman" w:cs="Times New Roman"/>
+          <w:sz w:val="24"/>
+          <w:szCs w:val="24"/>
+          <w:lang w:eastAsia="en-IN"/>
+        </w:rPr>
+        <w:t xml:space="preserve"> </w:t>
+      </w:r>
+      <w:r>
+        <w:rPr>
+          <w:rFonts w:ascii="Segoe UI Emoji" w:eastAsia="Times New Roman" w:hAnsi="Segoe UI Emoji" w:cs="Segoe UI Emoji"/>
+          <w:sz w:val="24"/>
+          <w:szCs w:val="24"/>
+          <w:lang w:eastAsia="en-IN"/>
+        </w:rPr>
+        <w:t>✅</w:t>
+      </w:r>
+      <w:r>
+        <w:rPr>
+          <w:rFonts w:ascii="Times New Roman" w:eastAsia="Times New Roman" w:hAnsi="Times New Roman" w:cs="Times New Roman"/>
+          <w:sz w:val="24"/>
+          <w:szCs w:val="24"/>
+          <w:lang w:eastAsia="en-IN"/>
+        </w:rPr>
+        <w:br/>
+      </w:r>
+      <w:r>
+        <w:rPr>
+          <w:rFonts w:ascii="Segoe UI Emoji" w:eastAsia="Times New Roman" w:hAnsi="Segoe UI Emoji" w:cs="Segoe UI Emoji"/>
+          <w:sz w:val="24"/>
+          <w:szCs w:val="24"/>
+          <w:lang w:eastAsia="en-IN"/>
+        </w:rPr>
+        <w:t>❌</w:t>
+      </w:r>
+      <w:r>
+        <w:rPr>
+          <w:rFonts w:ascii="Times New Roman" w:eastAsia="Times New Roman" w:hAnsi="Times New Roman" w:cs="Times New Roman"/>
+          <w:sz w:val="24"/>
+          <w:szCs w:val="24"/>
+          <w:lang w:eastAsia="en-IN"/>
+        </w:rPr>
+        <w:t xml:space="preserve"> Not </w:t>
+      </w:r>
       <w:r>
         <w:rPr>
           <w:rFonts w:ascii="Courier New" w:eastAsia="Times New Roman" w:hAnsi="Courier New" w:cs="Courier New"/>
@@ -8317,9 +8495,35 @@
           <w:szCs w:val="20"/>
           <w:lang w:eastAsia="en-IN"/>
         </w:rPr>
-        <w:t>api</w:t>
-      </w:r>
-      <w:proofErr w:type="spellEnd"/>
+        <w:t>/api/users</w:t>
+      </w:r>
+      <w:r>
+        <w:rPr>
+          <w:rFonts w:ascii="Times New Roman" w:eastAsia="Times New Roman" w:hAnsi="Times New Roman" w:cs="Times New Roman"/>
+          <w:sz w:val="24"/>
+          <w:szCs w:val="24"/>
+          <w:lang w:eastAsia="en-IN"/>
+        </w:rPr>
+        <w:br/>
+      </w:r>
+      <w:r>
+        <w:rPr>
+          <w:rFonts w:ascii="Segoe UI Emoji" w:eastAsia="Times New Roman" w:hAnsi="Segoe UI Emoji" w:cs="Segoe UI Emoji"/>
+          <w:sz w:val="24"/>
+          <w:szCs w:val="24"/>
+          <w:lang w:eastAsia="en-IN"/>
+        </w:rPr>
+        <w:t>❌</w:t>
+      </w:r>
+      <w:r>
+        <w:rPr>
+          <w:rFonts w:ascii="Times New Roman" w:eastAsia="Times New Roman" w:hAnsi="Times New Roman" w:cs="Times New Roman"/>
+          <w:sz w:val="24"/>
+          <w:szCs w:val="24"/>
+          <w:lang w:eastAsia="en-IN"/>
+        </w:rPr>
+        <w:t xml:space="preserve"> Not </w:t>
+      </w:r>
       <w:r>
         <w:rPr>
           <w:rFonts w:ascii="Courier New" w:eastAsia="Times New Roman" w:hAnsi="Courier New" w:cs="Courier New"/>
@@ -8327,137 +8531,7 @@
           <w:szCs w:val="20"/>
           <w:lang w:eastAsia="en-IN"/>
         </w:rPr>
-        <w:t>/</w:t>
-      </w:r>
-      <w:r>
-        <w:rPr>
-          <w:rFonts w:ascii="Times New Roman" w:eastAsia="Times New Roman" w:hAnsi="Times New Roman" w:cs="Times New Roman"/>
-          <w:sz w:val="24"/>
-          <w:szCs w:val="24"/>
-          <w:lang w:eastAsia="en-IN"/>
-        </w:rPr>
-        <w:t xml:space="preserve"> </w:t>
-      </w:r>
-      <w:r>
-        <w:rPr>
-          <w:rFonts w:ascii="Segoe UI Emoji" w:eastAsia="Times New Roman" w:hAnsi="Segoe UI Emoji" w:cs="Segoe UI Emoji"/>
-          <w:sz w:val="24"/>
-          <w:szCs w:val="24"/>
-          <w:lang w:eastAsia="en-IN"/>
-        </w:rPr>
-        <w:t>✅</w:t>
-      </w:r>
-      <w:r>
-        <w:rPr>
-          <w:rFonts w:ascii="Times New Roman" w:eastAsia="Times New Roman" w:hAnsi="Times New Roman" w:cs="Times New Roman"/>
-          <w:sz w:val="24"/>
-          <w:szCs w:val="24"/>
-          <w:lang w:eastAsia="en-IN"/>
-        </w:rPr>
-        <w:br/>
-      </w:r>
-      <w:r>
-        <w:rPr>
-          <w:rFonts w:ascii="Segoe UI Emoji" w:eastAsia="Times New Roman" w:hAnsi="Segoe UI Emoji" w:cs="Segoe UI Emoji"/>
-          <w:sz w:val="24"/>
-          <w:szCs w:val="24"/>
-          <w:lang w:eastAsia="en-IN"/>
-        </w:rPr>
-        <w:t>❌</w:t>
-      </w:r>
-      <w:r>
-        <w:rPr>
-          <w:rFonts w:ascii="Times New Roman" w:eastAsia="Times New Roman" w:hAnsi="Times New Roman" w:cs="Times New Roman"/>
-          <w:sz w:val="24"/>
-          <w:szCs w:val="24"/>
-          <w:lang w:eastAsia="en-IN"/>
-        </w:rPr>
-        <w:t xml:space="preserve"> Not </w:t>
-      </w:r>
-      <w:r>
-        <w:rPr>
-          <w:rFonts w:ascii="Courier New" w:eastAsia="Times New Roman" w:hAnsi="Courier New" w:cs="Courier New"/>
-          <w:sz w:val="20"/>
-          <w:szCs w:val="20"/>
-          <w:lang w:eastAsia="en-IN"/>
-        </w:rPr>
-        <w:t>/</w:t>
-      </w:r>
-      <w:proofErr w:type="spellStart"/>
-      <w:r>
-        <w:rPr>
-          <w:rFonts w:ascii="Courier New" w:eastAsia="Times New Roman" w:hAnsi="Courier New" w:cs="Courier New"/>
-          <w:sz w:val="20"/>
-          <w:szCs w:val="20"/>
-          <w:lang w:eastAsia="en-IN"/>
-        </w:rPr>
-        <w:t>api</w:t>
-      </w:r>
-      <w:proofErr w:type="spellEnd"/>
-      <w:r>
-        <w:rPr>
-          <w:rFonts w:ascii="Courier New" w:eastAsia="Times New Roman" w:hAnsi="Courier New" w:cs="Courier New"/>
-          <w:sz w:val="20"/>
-          <w:szCs w:val="20"/>
-          <w:lang w:eastAsia="en-IN"/>
-        </w:rPr>
-        <w:t>/users</w:t>
-      </w:r>
-      <w:r>
-        <w:rPr>
-          <w:rFonts w:ascii="Times New Roman" w:eastAsia="Times New Roman" w:hAnsi="Times New Roman" w:cs="Times New Roman"/>
-          <w:sz w:val="24"/>
-          <w:szCs w:val="24"/>
-          <w:lang w:eastAsia="en-IN"/>
-        </w:rPr>
-        <w:br/>
-      </w:r>
-      <w:r>
-        <w:rPr>
-          <w:rFonts w:ascii="Segoe UI Emoji" w:eastAsia="Times New Roman" w:hAnsi="Segoe UI Emoji" w:cs="Segoe UI Emoji"/>
-          <w:sz w:val="24"/>
-          <w:szCs w:val="24"/>
-          <w:lang w:eastAsia="en-IN"/>
-        </w:rPr>
-        <w:t>❌</w:t>
-      </w:r>
-      <w:r>
-        <w:rPr>
-          <w:rFonts w:ascii="Times New Roman" w:eastAsia="Times New Roman" w:hAnsi="Times New Roman" w:cs="Times New Roman"/>
-          <w:sz w:val="24"/>
-          <w:szCs w:val="24"/>
-          <w:lang w:eastAsia="en-IN"/>
-        </w:rPr>
-        <w:t xml:space="preserve"> Not </w:t>
-      </w:r>
-      <w:r>
-        <w:rPr>
-          <w:rFonts w:ascii="Courier New" w:eastAsia="Times New Roman" w:hAnsi="Courier New" w:cs="Courier New"/>
-          <w:sz w:val="20"/>
-          <w:szCs w:val="20"/>
-          <w:lang w:eastAsia="en-IN"/>
-        </w:rPr>
-        <w:t>/</w:t>
-      </w:r>
-      <w:proofErr w:type="spellStart"/>
-      <w:r>
-        <w:rPr>
-          <w:rFonts w:ascii="Courier New" w:eastAsia="Times New Roman" w:hAnsi="Courier New" w:cs="Courier New"/>
-          <w:sz w:val="20"/>
-          <w:szCs w:val="20"/>
-          <w:lang w:eastAsia="en-IN"/>
-        </w:rPr>
-        <w:t>api</w:t>
-      </w:r>
-      <w:proofErr w:type="spellEnd"/>
-      <w:r>
-        <w:rPr>
-          <w:rFonts w:ascii="Courier New" w:eastAsia="Times New Roman" w:hAnsi="Courier New" w:cs="Courier New"/>
-          <w:sz w:val="20"/>
-          <w:szCs w:val="20"/>
-          <w:lang w:eastAsia="en-IN"/>
-        </w:rPr>
-        <w:t>/v1</w:t>
+        <w:t>/api/v1</w:t>
       </w:r>
     </w:p>
     <w:p>
